--- a/projects/valuepickr-open-screen/docs/Accent Microcell Ltd.docx
+++ b/projects/valuepickr-open-screen/docs/Accent Microcell Ltd.docx
@@ -32,7 +32,7 @@
           <w:sz w:val="22"/>
           <w:szCs w:val="22"/>
         </w:rPr>
-        <w:t xml:space="preserve">Niche small-cap (~Rs 1,300 Cr) microcrystalline-cellulose excipient maker with strong 5-yr profit growth (~54% CAGR), high ROCE (~22%) and near-zero debt, moving into 2x-realisation specialty grades - but held back by significant related-party/circular-transaction concerns, opaque management and repeatedly delayed capacity</w:t>
+        <w:t xml:space="preserve">India's largest listed MCC pure-play (~Rs 1,500 Cr) with 24-25% ROCE, ~54% 5-yr profit CAGR and near-zero debt, scaling into 2x-realisation specialty disintegrants - but a deepening governance stack (promoter-group two-way RPTs, serial Unit-III delays, an independent-director resignation and a ~2.5pp promoter-holding drop) keeps conviction Low</w:t>
       </w:r>
     </w:p>
     <w:p>
@@ -49,7 +49,7 @@
         <w:spacing w:after="120"/>
       </w:pPr>
       <w:r>
-        <w:t xml:space="preserve">Accent Microcell (founded 2001, Ahmedabad) manufactures microcrystalline cellulose (MCC) - a pharma tablet filler/binder - and is scaling into higher-value cellulose derivatives (CCS, SSG, CMC - disintegrants at ~Rs 550-650/kg vs ~Rs 250-300/kg for MCC, with roughly double the margins). Wood pulp is ~50% of raw-material cost. Two plants (Ahmedabad, Dahej SEZ) plus a new Navagam/Kheda site under phased commissioning. Exports to 75+ countries, 200+ customers across pharma, nutraceuticals, food, cosmetics, industrial. Sole listed pure-play peer is Sigachi Industries.</w:t>
+        <w:t xml:space="preserve">Accent Microcell (founded 2001, Ahmedabad) manufactures microcrystalline cellulose (MCC) - a pharma tablet filler/binder - and is scaling into higher-value cellulose derivatives (CCS, SSG, CMC, MCC Spheres - disintegrants at ~Rs 550-650/kg vs ~Rs 250-300/kg for MCC, with roughly double the margins). Wood pulp is ~50% of raw-material cost. Two plants (Pirana/Ahmedabad, Dahej SEZ, total installed ~9,200 MTPA) plus Unit-III at Nayka/Kheda under phased commissioning that takes total capacity to ~12,000 MTPA (+30%). Exports ~53% of sales (75+ countries), domestic ~47%; 200+ customers across pharma, nutraceuticals, food, cosmetics, industrial. Sole listed pure-play peer is Sigachi Industries.</w:t>
       </w:r>
     </w:p>
     <w:p>
@@ -99,7 +99,7 @@
           </w:tcPr>
           <w:p>
             <w:r>
-              <w:t xml:space="preserve">~Rs 1,220 - 1,420 Cr (small-cap)</w:t>
+              <w:t xml:space="preserve">~Rs 1,500 Cr (small-cap); price ~Rs 624, P/E ~34x</w:t>
             </w:r>
           </w:p>
         </w:tc>
@@ -126,7 +126,7 @@
           </w:tcPr>
           <w:p>
             <w:r>
-              <w:t xml:space="preserve">~22% / ~17-19%</w:t>
+              <w:t xml:space="preserve">~24.9% / ~18.6%</w:t>
             </w:r>
           </w:p>
         </w:tc>
@@ -153,7 +153,7 @@
           </w:tcPr>
           <w:p>
             <w:r>
-              <w:t xml:space="preserve">TTM revenue ~Rs 265 Cr; 5-yr profit CAGR ~54%</w:t>
+              <w:t xml:space="preserve">FY26 total income Rs 355.8 Cr (+31%); PAT Rs 43.9 Cr (+33%); 5-yr profit CAGR ~54%</w:t>
             </w:r>
           </w:p>
         </w:tc>
@@ -180,7 +180,7 @@
           </w:tcPr>
           <w:p>
             <w:r>
-              <w:t xml:space="preserve">Legacy MCC PAT margin ~10-13%; specialty grades guided at 20-25%</w:t>
+              <w:t xml:space="preserve">OPM ~16-17%; specialty (CCS/SSG/Spheres) guided to lift blended margin ~2-3pp</w:t>
             </w:r>
           </w:p>
         </w:tc>
@@ -207,7 +207,7 @@
           </w:tcPr>
           <w:p>
             <w:r>
-              <w:t xml:space="preserve">Almost debt-free (D/E ~0.01); a FY25-26 rights issue was over-subscribed in the retail portion</w:t>
+              <w:t xml:space="preserve">Borrowings Rs 23 Cr (Mar-23) -&gt; Rs 1 Cr (Mar-26), near debt-free; Rs 40 Cr rights issue Jul-2025 to part-fund the ~Rs 60 Cr Unit-III capex</w:t>
             </w:r>
           </w:p>
         </w:tc>
@@ -234,7 +234,7 @@
           </w:tcPr>
           <w:p>
             <w:r>
-              <w:t xml:space="preserve">52-week range Rs 238 - 609 (large move); promoters bought at higher levels</w:t>
+              <w:t xml:space="preserve">52-week range ~Rs 238 - 609+; ran ~2.5x on the Sigachi-outage trade, now consolidating near highs at ~34x</w:t>
             </w:r>
           </w:p>
         </w:tc>
@@ -250,7 +250,7 @@
         <w:spacing w:after="120"/>
       </w:pPr>
       <w:r>
-        <w:t xml:space="preserve">The numbers look like a compounder: ~22% ROCE, ~54% 5-year profit CAGR, near-zero debt, a genuine switching-cost moat (each excipient grade is coded into customer DMF files; changing supplier needs stability trials and regulatory re-approval, 6-12 months), and a credible mix-shift into specialty derivatives at double the realisation. Sigachi's mid-2025 plant explosion (~27% of its capacity offline ~3 months) created a near-term demand-shift tailwind (~Rs 25 Cr incremental opportunity per forum estimates). The problem is quality of disclosure: management refused to answer a direct concall question on why its gross margin lags listed peer Sigachi, CRISIL flagged 'issuer not cooperating', and the Navagam expansion has slipped repeatedly (guided Oct-Nov 2025, then Jan 2026, then Apr 2026+).</w:t>
+        <w:t xml:space="preserve">The numbers still look like a compounder: ~25% ROCE, ~54% 5-year profit CAGR, near-zero debt, a genuine switching-cost moat (each excipient grade is coded into customer DMF files; changing supplier needs stability trials and regulatory re-approval, 6-12 months), and a credible mix-shift into specialty derivatives at ~2x realisation. FY26 delivered Rs 355.8 Cr income (+31%) and Rs 43.9 Cr PAT (+33%), with H2 FY26 sharply accelerating (revenue ~Rs 210 Cr, +51% YoY; PAT ~Rs 26 Cr, +53%) partly on the Sigachi plant-outage demand shift. But management has guided H1 FY27 'muted' because existing capacity is optimally utilised and Unit-III Phase-1 only contributes from Q3 FY27. The governance profile has worsened, not improved: management previously refused to explain the gross-margin gap vs Sigachi and drew a CRISIL 'issuer not cooperating'; on top of the promoter-group two-way RPTs (Jainishk, Maccent Biocare, ~15-20% of purchases), FY26 added another formal Unit-III commissioning delay (May-2026 disclosure, blaming monsoons and regulatory approvals - the timeline has now slipped from the DRHP schedule through Oct-25, Jan-26, Apr-26, Jun-26 to ~Nov-2026), an independent director's resignation (Chintan Bhatt, NRC Chairman, Jun-2026, 'inability to devote time'), and a promoter-holding decline from 55.47% (Mar-26) to 53.02% (Jun-26).</w:t>
       </w:r>
     </w:p>
     <w:p>
@@ -259,62 +259,7 @@
         <w:spacing w:after="120" w:before="280"/>
       </w:pPr>
       <w:r>
-        <w:t xml:space="preserve">Technical Read (Weekly / Monthly MACD + Bollinger Bands, or RSI/CCI/Williams %R proxy)</w:t>
-      </w:r>
-    </w:p>
-    <w:p>
-      <w:pPr>
-        <w:spacing w:after="120"/>
-      </w:pPr>
-      <w:r>
-        <w:t xml:space="preserve">Not independently pulled. Ran from ~Rs 238 to ~Rs 609 over the year (partly on the Sigachi-outage trade), a strong up-move now consolidating.</w:t>
-      </w:r>
-    </w:p>
-    <w:p>
-      <w:pPr>
-        <w:pStyle w:val="Heading1"/>
-        <w:spacing w:after="120" w:before="280"/>
-      </w:pPr>
-      <w:r>
-        <w:t xml:space="preserve">ValuePickr Community Signal</w:t>
-      </w:r>
-    </w:p>
-    <w:p>
-      <w:pPr>
-        <w:spacing w:after="120"/>
-      </w:pPr>
-      <w:r>
-        <w:t xml:space="preserve">Read the most recent ~21 of 30 posts (Jun 2025 to Aug 2026). Substance is split between a constructive fundamental case and governance red flags. Harsh04 documented that two of the top-five suppliers are group entities (Jainishk, Maccent), that Accent both buys from and sells to Jainishk (a circular-flow concern), that Rs 15-22 Cr/year of RM comes from Maccent Biocare (~15-20% of purchases), and that promoters/KMP have only matriculation-level education with no pharma background. Vidhyut_Bhawnani and anshul8813 posted detailed, positive business/plant-visit notes (moat, mix-shift, capacity roadmap). vikasbargale (elevated) - found it via a 52-week-high screener, likes the niche and skin-in-the-game, but 'Just tracking. Not invested', citing infrequent concalls and the CRISIL non-cooperation note. idikasony (elevated) - 'In Watchlist'. Multiple members note the Phase-1 expansion has no management communication despite repeated missed deadlines.</w:t>
-      </w:r>
-    </w:p>
-    <w:p>
-      <w:pPr>
-        <w:spacing w:after="120"/>
-      </w:pPr>
-      <w:r>
-        <w:rPr>
-          <w:b/>
-          <w:bCs/>
-          <w:sz w:val="20"/>
-          <w:szCs w:val="20"/>
-        </w:rPr>
-        <w:t xml:space="preserve">High-conviction call from a top contributor: </w:t>
-      </w:r>
-      <w:r>
-        <w:rPr>
-          <w:sz w:val="20"/>
-          <w:szCs w:val="20"/>
-        </w:rPr>
-        <w:t xml:space="preserve">No trusted-user buy. Two elevated members (vikasbargale, idikasony) are explicitly only tracking/watchlisting, both citing governance opacity. The bull notes are from engaged non-trusted members. The RPT/circular-transaction and disclosure concerns are the recurring theme.</w:t>
-      </w:r>
-    </w:p>
-    <w:p>
-      <w:pPr>
-        <w:pStyle w:val="Heading1"/>
-        <w:spacing w:after="120" w:before="280"/>
-      </w:pPr>
-      <w:r>
-        <w:t xml:space="preserve">Trusted-User Signals (Ongoing)</w:t>
+        <w:t xml:space="preserve">Deep-Dive: Primary Documents (Annual Reports, Quarterly Results, Exchange Filings)</w:t>
       </w:r>
     </w:p>
     <w:p>
@@ -329,12 +274,12 @@
           <w:sz w:val="18"/>
           <w:szCs w:val="18"/>
         </w:rPr>
-        <w:t xml:space="preserve">Every time a trusted user expresses clear conviction on this stock, most recent first — this section accumulates over time, it isn't a one-time snapshot.</w:t>
-      </w:r>
-    </w:p>
-    <w:p>
-      <w:pPr>
-        <w:spacing w:after="100"/>
+        <w:t xml:space="preserve">Pass 1 — 2026-09-07. Built from the company's own filings (3 years of annual reports, ~4 quarters of results/concalls, and 6 months of BSE/NSE announcements), read via the web — a deeper layer than the forum-sentiment read below.</w:t>
+      </w:r>
+    </w:p>
+    <w:p>
+      <w:pPr>
+        <w:spacing w:after="120"/>
       </w:pPr>
       <w:r>
         <w:rPr>
@@ -343,8 +288,451 @@
           <w:sz w:val="20"/>
           <w:szCs w:val="20"/>
         </w:rPr>
-        <w:t xml:space="preserve">2026-08-14 — idikasony</w:t>
-      </w:r>
+        <w:t xml:space="preserve">Sources reviewed this pass:</w:t>
+      </w:r>
+    </w:p>
+    <w:p>
+      <w:pPr>
+        <w:pStyle w:val="ListParagraph"/>
+        <w:numPr>
+          <w:ilvl w:val="0"/>
+          <w:numId w:val="1"/>
+        </w:numPr>
+        <w:spacing w:after="60"/>
+      </w:pPr>
+      <w:r>
+        <w:t xml:space="preserve">FY26 annual report + FY26 audited results (total income Rs 355.8 Cr, PAT Rs 43.9 Cr, EPS Rs 18.65; capacity 9,200 -&gt; 12,000 MTPA; exports ~53%)</w:t>
+      </w:r>
+    </w:p>
+    <w:p>
+      <w:pPr>
+        <w:pStyle w:val="ListParagraph"/>
+        <w:numPr>
+          <w:ilvl w:val="0"/>
+          <w:numId w:val="1"/>
+        </w:numPr>
+        <w:spacing w:after="60"/>
+      </w:pPr>
+      <w:r>
+        <w:t xml:space="preserve">H2 FY26 / FY26 results release + May-2026 concall notes (H1 FY27 guided muted; blended margin +2-3pp on specialty; Unit-III Phase-1 target Jun-2026 / capex done by Nov-2026, Phase-2 Mar-2027)</w:t>
+      </w:r>
+    </w:p>
+    <w:p>
+      <w:pPr>
+        <w:pStyle w:val="ListParagraph"/>
+        <w:numPr>
+          <w:ilvl w:val="0"/>
+          <w:numId w:val="1"/>
+        </w:numPr>
+        <w:spacing w:after="60"/>
+      </w:pPr>
+      <w:r>
+        <w:t xml:space="preserve">BSE/NSE announcements Mar-Aug 2026 (CARE rating Mar-2026; May-2026 Unit-III delay disclosure; rights-issue fund-utilisation statement; Jun-2026 ID resignation; FY26 dividend record date 17-Jul-2026)</w:t>
+      </w:r>
+    </w:p>
+    <w:p>
+      <w:pPr>
+        <w:spacing w:after="120"/>
+      </w:pPr>
+      <w:r>
+        <w:rPr>
+          <w:b/>
+          <w:bCs/>
+          <w:sz w:val="20"/>
+          <w:szCs w:val="20"/>
+        </w:rPr>
+        <w:t xml:space="preserve">Annual-report findings (3-year view):</w:t>
+      </w:r>
+    </w:p>
+    <w:p>
+      <w:pPr>
+        <w:pStyle w:val="ListParagraph"/>
+        <w:numPr>
+          <w:ilvl w:val="0"/>
+          <w:numId w:val="1"/>
+        </w:numPr>
+        <w:spacing w:after="60"/>
+      </w:pPr>
+      <w:r>
+        <w:t xml:space="preserve">FY26 total income Rs 355.8 Cr (+31% YoY) and PAT Rs 43.9 Cr (+33%); EPS Rs 18.65 vs Rs 15.71; ROCE ~24.9%, ROE ~18.6%</w:t>
+      </w:r>
+    </w:p>
+    <w:p>
+      <w:pPr>
+        <w:pStyle w:val="ListParagraph"/>
+        <w:numPr>
+          <w:ilvl w:val="0"/>
+          <w:numId w:val="1"/>
+        </w:numPr>
+        <w:spacing w:after="60"/>
+      </w:pPr>
+      <w:r>
+        <w:t xml:space="preserve">Installed capacity ~9,200 MTPA across Pirana + Dahej SEZ; Unit-III (Nayka, Kheda) to lift total to ~12,000 MTPA (+30%) at ~Rs 60 Cr cost, part-funded by a Rs 39.77 Cr rights issue allotted Jul-2025</w:t>
+      </w:r>
+    </w:p>
+    <w:p>
+      <w:pPr>
+        <w:pStyle w:val="ListParagraph"/>
+        <w:numPr>
+          <w:ilvl w:val="0"/>
+          <w:numId w:val="1"/>
+        </w:numPr>
+        <w:spacing w:after="60"/>
+      </w:pPr>
+      <w:r>
+        <w:t xml:space="preserve">Revenue split ~53.5% exports / ~46.5% domestic; wood pulp ~50% of RM cost and unhedged</w:t>
+      </w:r>
+    </w:p>
+    <w:p>
+      <w:pPr>
+        <w:pStyle w:val="ListParagraph"/>
+        <w:numPr>
+          <w:ilvl w:val="0"/>
+          <w:numId w:val="1"/>
+        </w:numPr>
+        <w:spacing w:after="60"/>
+      </w:pPr>
+      <w:r>
+        <w:t xml:space="preserve">Borrowings cut from Rs 23 Cr (Mar-23) to Rs 1 Cr (Mar-26); FY26 final dividend declared (first meaningful shareholder return)</w:t>
+      </w:r>
+    </w:p>
+    <w:p>
+      <w:pPr>
+        <w:pStyle w:val="ListParagraph"/>
+        <w:numPr>
+          <w:ilvl w:val="0"/>
+          <w:numId w:val="1"/>
+        </w:numPr>
+        <w:spacing w:after="60"/>
+      </w:pPr>
+      <w:r>
+        <w:t xml:space="preserve">Product diversification into CCS, SSG, CMC and MCC Spheres - specialty disintegrants at ~2x realisation and ~2x margin vs plain MCC</w:t>
+      </w:r>
+    </w:p>
+    <w:p>
+      <w:pPr>
+        <w:pStyle w:val="ListParagraph"/>
+        <w:numPr>
+          <w:ilvl w:val="0"/>
+          <w:numId w:val="1"/>
+        </w:numPr>
+        <w:spacing w:after="60"/>
+      </w:pPr>
+      <w:r>
+        <w:t xml:space="preserve">Governance: two of the top-five suppliers are promoter-group entities (Jainishk, Maccent Biocare) with two-way flows (~15-20% of purchases); arm's-length pricing not demonstrable; promoters/KMP lack a pharma-domain qualification</w:t>
+      </w:r>
+    </w:p>
+    <w:p>
+      <w:pPr>
+        <w:spacing w:after="120"/>
+      </w:pPr>
+      <w:r>
+        <w:rPr>
+          <w:b/>
+          <w:bCs/>
+          <w:sz w:val="20"/>
+          <w:szCs w:val="20"/>
+        </w:rPr>
+        <w:t xml:space="preserve">Quarterly trend (last ~4 quarters + concall commentary):</w:t>
+      </w:r>
+    </w:p>
+    <w:p>
+      <w:pPr>
+        <w:pStyle w:val="ListParagraph"/>
+        <w:numPr>
+          <w:ilvl w:val="0"/>
+          <w:numId w:val="1"/>
+        </w:numPr>
+        <w:spacing w:after="60"/>
+      </w:pPr>
+      <w:r>
+        <w:t xml:space="preserve">Company reports half-yearly (SME): H1 FY25 Rs 126 Cr / PAT Rs 16 Cr; H2 FY25 Rs 139 Cr / Rs 17 Cr; H1 FY26 Rs 139 Cr / Rs 18 Cr; H2 FY26 ~Rs 210 Cr / ~Rs 26 Cr</w:t>
+      </w:r>
+    </w:p>
+    <w:p>
+      <w:pPr>
+        <w:pStyle w:val="ListParagraph"/>
+        <w:numPr>
+          <w:ilvl w:val="0"/>
+          <w:numId w:val="1"/>
+        </w:numPr>
+        <w:spacing w:after="60"/>
+      </w:pPr>
+      <w:r>
+        <w:t xml:space="preserve">H2 FY26 revenue +51% YoY and PAT +53% - sharp acceleration, partly the Sigachi plant-outage demand shift (a one-off) plus early specialty volumes</w:t>
+      </w:r>
+    </w:p>
+    <w:p>
+      <w:pPr>
+        <w:pStyle w:val="ListParagraph"/>
+        <w:numPr>
+          <w:ilvl w:val="0"/>
+          <w:numId w:val="1"/>
+        </w:numPr>
+        <w:spacing w:after="60"/>
+      </w:pPr>
+      <w:r>
+        <w:t xml:space="preserve">OPM held ~16-17% through the year; no margin step-up yet from specialty grades</w:t>
+      </w:r>
+    </w:p>
+    <w:p>
+      <w:pPr>
+        <w:pStyle w:val="ListParagraph"/>
+        <w:numPr>
+          <w:ilvl w:val="0"/>
+          <w:numId w:val="1"/>
+        </w:numPr>
+        <w:spacing w:after="60"/>
+      </w:pPr>
+      <w:r>
+        <w:t xml:space="preserve">Management guided H1 FY27 'muted' - existing capacity is optimally utilised and Unit-III Phase-1 only contributes from Q3 FY27; concall tone constructive on demand, evasive on the peer margin gap</w:t>
+      </w:r>
+    </w:p>
+    <w:p>
+      <w:pPr>
+        <w:spacing w:after="120"/>
+      </w:pPr>
+      <w:r>
+        <w:rPr>
+          <w:b/>
+          <w:bCs/>
+          <w:sz w:val="20"/>
+          <w:szCs w:val="20"/>
+        </w:rPr>
+        <w:t xml:space="preserve">Exchange announcements (last 6 months):</w:t>
+      </w:r>
+    </w:p>
+    <w:p>
+      <w:pPr>
+        <w:pStyle w:val="ListParagraph"/>
+        <w:numPr>
+          <w:ilvl w:val="0"/>
+          <w:numId w:val="1"/>
+        </w:numPr>
+        <w:spacing w:after="60"/>
+      </w:pPr>
+      <w:r>
+        <w:t xml:space="preserve">May-2026: formal NSE disclosure of a further delay in Unit-III trial run / commercial production vs the DRHP timeline, blaming two abnormal monsoons and regulatory-approval delays</w:t>
+      </w:r>
+    </w:p>
+    <w:p>
+      <w:pPr>
+        <w:pStyle w:val="ListParagraph"/>
+        <w:numPr>
+          <w:ilvl w:val="0"/>
+          <w:numId w:val="1"/>
+        </w:numPr>
+        <w:spacing w:after="60"/>
+      </w:pPr>
+      <w:r>
+        <w:t xml:space="preserve">Mar-2026: CARE rating action (after CRISIL 'issuer not cooperating' in Feb-2026)</w:t>
+      </w:r>
+    </w:p>
+    <w:p>
+      <w:pPr>
+        <w:pStyle w:val="ListParagraph"/>
+        <w:numPr>
+          <w:ilvl w:val="0"/>
+          <w:numId w:val="1"/>
+        </w:numPr>
+        <w:spacing w:after="60"/>
+      </w:pPr>
+      <w:r>
+        <w:t xml:space="preserve">Jun-2026: independent director Chintan Bhatt (Chairman, Nomination &amp; Remuneration Committee) resigned citing inability to devote sufficient time</w:t>
+      </w:r>
+    </w:p>
+    <w:p>
+      <w:pPr>
+        <w:pStyle w:val="ListParagraph"/>
+        <w:numPr>
+          <w:ilvl w:val="0"/>
+          <w:numId w:val="1"/>
+        </w:numPr>
+        <w:spacing w:after="60"/>
+      </w:pPr>
+      <w:r>
+        <w:t xml:space="preserve">Jun-2026: promoter holding fell to 53.02% from 55.47% at Mar-2026</w:t>
+      </w:r>
+    </w:p>
+    <w:p>
+      <w:pPr>
+        <w:pStyle w:val="ListParagraph"/>
+        <w:numPr>
+          <w:ilvl w:val="0"/>
+          <w:numId w:val="1"/>
+        </w:numPr>
+        <w:spacing w:after="60"/>
+      </w:pPr>
+      <w:r>
+        <w:t xml:space="preserve">Jul-2026: FY26 final dividend, record date 17-Jul-2026; rights-issue fund-utilisation statement filed with no reported deviation</w:t>
+      </w:r>
+    </w:p>
+    <w:p>
+      <w:pPr>
+        <w:spacing w:after="120"/>
+      </w:pPr>
+      <w:r>
+        <w:rPr>
+          <w:b/>
+          <w:bCs/>
+          <w:sz w:val="20"/>
+          <w:szCs w:val="20"/>
+        </w:rPr>
+        <w:t xml:space="preserve">Key new facts vs. the prior write-up:</w:t>
+      </w:r>
+    </w:p>
+    <w:p>
+      <w:pPr>
+        <w:pStyle w:val="ListParagraph"/>
+        <w:numPr>
+          <w:ilvl w:val="0"/>
+          <w:numId w:val="1"/>
+        </w:numPr>
+        <w:spacing w:after="60"/>
+      </w:pPr>
+      <w:r>
+        <w:t xml:space="preserve">FY26 hard numbers now in: Rs 355.8 Cr income / Rs 43.9 Cr PAT / EPS Rs 18.65; H2 FY26 accelerated to +51% revenue YoY</w:t>
+      </w:r>
+    </w:p>
+    <w:p>
+      <w:pPr>
+        <w:pStyle w:val="ListParagraph"/>
+        <w:numPr>
+          <w:ilvl w:val="0"/>
+          <w:numId w:val="1"/>
+        </w:numPr>
+        <w:spacing w:after="60"/>
+      </w:pPr>
+      <w:r>
+        <w:t xml:space="preserve">Unit-III timeline has slipped again (May-2026 disclosure); capex now guided complete by ~Nov-2026, Phase-2 Mar-2027 - the fourth-plus revision</w:t>
+      </w:r>
+    </w:p>
+    <w:p>
+      <w:pPr>
+        <w:pStyle w:val="ListParagraph"/>
+        <w:numPr>
+          <w:ilvl w:val="0"/>
+          <w:numId w:val="1"/>
+        </w:numPr>
+        <w:spacing w:after="60"/>
+      </w:pPr>
+      <w:r>
+        <w:t xml:space="preserve">Independent director resignation (Jun-2026) and a ~2.5pp promoter-holding decline in one quarter - new governance data points</w:t>
+      </w:r>
+    </w:p>
+    <w:p>
+      <w:pPr>
+        <w:pStyle w:val="ListParagraph"/>
+        <w:numPr>
+          <w:ilvl w:val="0"/>
+          <w:numId w:val="1"/>
+        </w:numPr>
+        <w:spacing w:after="60"/>
+      </w:pPr>
+      <w:r>
+        <w:t xml:space="preserve">Management explicitly guided H1 FY27 muted on a capacity constraint - near-term growth is capped until Phase-1 ramps</w:t>
+      </w:r>
+    </w:p>
+    <w:p>
+      <w:pPr>
+        <w:spacing w:after="120"/>
+      </w:pPr>
+      <w:r>
+        <w:rPr>
+          <w:b/>
+          <w:bCs/>
+          <w:sz w:val="20"/>
+          <w:szCs w:val="20"/>
+        </w:rPr>
+        <w:t xml:space="preserve">Open questions / what to watch:</w:t>
+      </w:r>
+    </w:p>
+    <w:p>
+      <w:pPr>
+        <w:pStyle w:val="ListParagraph"/>
+        <w:numPr>
+          <w:ilvl w:val="0"/>
+          <w:numId w:val="1"/>
+        </w:numPr>
+        <w:spacing w:after="60"/>
+      </w:pPr>
+      <w:r>
+        <w:t xml:space="preserve">Actual Unit-III Phase-1 commissioning date and ramp - will ~Nov-2026 hold this time?</w:t>
+      </w:r>
+    </w:p>
+    <w:p>
+      <w:pPr>
+        <w:pStyle w:val="ListParagraph"/>
+        <w:numPr>
+          <w:ilvl w:val="0"/>
+          <w:numId w:val="1"/>
+        </w:numPr>
+        <w:spacing w:after="60"/>
+      </w:pPr>
+      <w:r>
+        <w:t xml:space="preserve">Why did promoter holding fall ~2.5pp in Q1 FY27 (rights-issue non-participation, pledge, or sale)?</w:t>
+      </w:r>
+    </w:p>
+    <w:p>
+      <w:pPr>
+        <w:pStyle w:val="ListParagraph"/>
+        <w:numPr>
+          <w:ilvl w:val="0"/>
+          <w:numId w:val="1"/>
+        </w:numPr>
+        <w:spacing w:after="60"/>
+      </w:pPr>
+      <w:r>
+        <w:t xml:space="preserve">When do CCS/SSG/MCC-Spheres volumes become large enough to show the guided ~2-3pp blended-margin uplift in a reported half-year?</w:t>
+      </w:r>
+    </w:p>
+    <w:p>
+      <w:pPr>
+        <w:pStyle w:val="ListParagraph"/>
+        <w:numPr>
+          <w:ilvl w:val="0"/>
+          <w:numId w:val="1"/>
+        </w:numPr>
+        <w:spacing w:after="60"/>
+      </w:pPr>
+      <w:r>
+        <w:t xml:space="preserve">FY26 operating cash flow vs capex - a Rs 40 Cr rights issue for a Rs 60 Cr project implies internal accruals did not fully fund the build</w:t>
+      </w:r>
+    </w:p>
+    <w:p>
+      <w:pPr>
+        <w:spacing w:after="120" w:before="120"/>
+      </w:pPr>
+      <w:r>
+        <w:rPr>
+          <w:b/>
+          <w:bCs/>
+          <w:sz w:val="20"/>
+          <w:szCs w:val="20"/>
+        </w:rPr>
+        <w:t xml:space="preserve">Conviction impact: </w:t>
+      </w:r>
+      <w:r>
+        <w:rPr>
+          <w:sz w:val="20"/>
+          <w:szCs w:val="20"/>
+        </w:rPr>
+        <w:t xml:space="preserve">Low -&gt; Low. FY26 filings confirmed the strong financial profile (revenue +31%, PAT +33%, ~25% ROCE) and an H2 acceleration, but they also added a further Unit-III delay, an independent director's resignation and a promoter-holding decline - the governance overhang that caps conviction is heavier, not lighter, and at ~34x the mix-shift/capacity thesis is substantially priced.</w:t>
+      </w:r>
+    </w:p>
+    <w:p>
+      <w:pPr>
+        <w:pStyle w:val="Heading1"/>
+        <w:spacing w:after="120" w:before="280"/>
+      </w:pPr>
+      <w:r>
+        <w:t xml:space="preserve">Guidance &amp; Expectation Gap</w:t>
+      </w:r>
+    </w:p>
+    <w:p>
+      <w:pPr>
+        <w:spacing w:after="120"/>
+      </w:pPr>
       <w:r>
         <w:rPr>
           <w:i/>
@@ -353,20 +741,12 @@
           <w:sz w:val="18"/>
           <w:szCs w:val="18"/>
         </w:rPr>
-        <w:t xml:space="preserve"> (Accent Microcell)</w:t>
-      </w:r>
-      <w:r>
-        <w:rPr>
-          <w:sz w:val="20"/>
-          <w:szCs w:val="20"/>
-        </w:rPr>
-        <w:br/>
-        <w:t xml:space="preserve">: 'In Watchlist.' Suggests writing to IR/company secretary for a plant-commissioning update - i.e. tracking, not convinced, pending better disclosure.</w:t>
-      </w:r>
-    </w:p>
-    <w:p>
-      <w:pPr>
-        <w:spacing w:after="100"/>
+        <w:t xml:space="preserve">Management guidance decoded into commitments, graded on the expectation → action → operational → commercial → financial ladder, then compared to what the current price appears to assume. Method: playbook/guidance-and-expectation-gap.md.</w:t>
+      </w:r>
+    </w:p>
+    <w:p>
+      <w:pPr>
+        <w:spacing w:after="120"/>
       </w:pPr>
       <w:r>
         <w:rPr>
@@ -375,8 +755,963 @@
           <w:sz w:val="20"/>
           <w:szCs w:val="20"/>
         </w:rPr>
-        <w:t xml:space="preserve">2026-03-13 — vikasbargale</w:t>
-      </w:r>
+        <w:t xml:space="preserve">Commitment ladder (most-proven first):</w:t>
+      </w:r>
+    </w:p>
+    <w:tbl>
+      <w:tblPr>
+        <w:tblW w:type="dxa" w:w="9000"/>
+        <w:tblBorders>
+          <w:top w:val="single" w:color="auto" w:sz="4"/>
+          <w:left w:val="single" w:color="auto" w:sz="4"/>
+          <w:bottom w:val="single" w:color="auto" w:sz="4"/>
+          <w:right w:val="single" w:color="auto" w:sz="4"/>
+          <w:insideH w:val="single" w:color="auto" w:sz="4"/>
+          <w:insideV w:val="single" w:color="auto" w:sz="4"/>
+        </w:tblBorders>
+      </w:tblPr>
+      <w:tblGrid>
+        <w:gridCol w:w="1100"/>
+        <w:gridCol w:w="2600"/>
+        <w:gridCol w:w="2400"/>
+        <w:gridCol w:w="900"/>
+        <w:gridCol w:w="1200"/>
+        <w:gridCol w:w="800"/>
+      </w:tblGrid>
+      <w:tr>
+        <w:trPr>
+          <w:tblHeader/>
+        </w:trPr>
+        <w:tc>
+          <w:tcPr>
+            <w:tcW w:type="dxa" w:w="1100"/>
+            <w:shd w:fill="F2F2F2" w:val="clear"/>
+          </w:tcPr>
+          <w:p>
+            <w:r>
+              <w:rPr>
+                <w:b/>
+                <w:bCs/>
+                <w:sz w:val="18"/>
+                <w:szCs w:val="18"/>
+              </w:rPr>
+              <w:t xml:space="preserve">Area</w:t>
+            </w:r>
+          </w:p>
+        </w:tc>
+        <w:tc>
+          <w:tcPr>
+            <w:tcW w:type="dxa" w:w="2600"/>
+            <w:shd w:fill="F2F2F2" w:val="clear"/>
+          </w:tcPr>
+          <w:p>
+            <w:r>
+              <w:rPr>
+                <w:b/>
+                <w:bCs/>
+                <w:sz w:val="18"/>
+                <w:szCs w:val="18"/>
+              </w:rPr>
+              <w:t xml:space="preserve">Commitment</w:t>
+            </w:r>
+          </w:p>
+        </w:tc>
+        <w:tc>
+          <w:tcPr>
+            <w:tcW w:type="dxa" w:w="2400"/>
+            <w:shd w:fill="F2F2F2" w:val="clear"/>
+          </w:tcPr>
+          <w:p>
+            <w:r>
+              <w:rPr>
+                <w:b/>
+                <w:bCs/>
+                <w:sz w:val="18"/>
+                <w:szCs w:val="18"/>
+              </w:rPr>
+              <w:t xml:space="preserve">Specifics</w:t>
+            </w:r>
+          </w:p>
+        </w:tc>
+        <w:tc>
+          <w:tcPr>
+            <w:tcW w:type="dxa" w:w="900"/>
+            <w:shd w:fill="F2F2F2" w:val="clear"/>
+          </w:tcPr>
+          <w:p>
+            <w:r>
+              <w:rPr>
+                <w:b/>
+                <w:bCs/>
+                <w:sz w:val="18"/>
+                <w:szCs w:val="18"/>
+              </w:rPr>
+              <w:t xml:space="preserve">By when</w:t>
+            </w:r>
+          </w:p>
+        </w:tc>
+        <w:tc>
+          <w:tcPr>
+            <w:tcW w:type="dxa" w:w="1200"/>
+            <w:shd w:fill="F2F2F2" w:val="clear"/>
+          </w:tcPr>
+          <w:p>
+            <w:r>
+              <w:rPr>
+                <w:b/>
+                <w:bCs/>
+                <w:sz w:val="18"/>
+                <w:szCs w:val="18"/>
+              </w:rPr>
+              <w:t xml:space="preserve">Stage</w:t>
+            </w:r>
+          </w:p>
+        </w:tc>
+        <w:tc>
+          <w:tcPr>
+            <w:tcW w:type="dxa" w:w="800"/>
+            <w:shd w:fill="F2F2F2" w:val="clear"/>
+          </w:tcPr>
+          <w:p>
+            <w:r>
+              <w:rPr>
+                <w:b/>
+                <w:bCs/>
+                <w:sz w:val="18"/>
+                <w:szCs w:val="18"/>
+              </w:rPr>
+              <w:t xml:space="preserve">Thesis-critical</w:t>
+            </w:r>
+          </w:p>
+        </w:tc>
+      </w:tr>
+      <w:tr>
+        <w:tc>
+          <w:tcPr>
+            <w:tcW w:type="dxa" w:w="1100"/>
+          </w:tcPr>
+          <w:p>
+            <w:r>
+              <w:rPr>
+                <w:b w:val="false"/>
+                <w:bCs w:val="false"/>
+                <w:sz w:val="18"/>
+                <w:szCs w:val="18"/>
+              </w:rPr>
+              <w:t xml:space="preserve">capacity</w:t>
+            </w:r>
+          </w:p>
+        </w:tc>
+        <w:tc>
+          <w:tcPr>
+            <w:tcW w:type="dxa" w:w="2600"/>
+          </w:tcPr>
+          <w:p>
+            <w:r>
+              <w:rPr>
+                <w:b w:val="false"/>
+                <w:bCs w:val="false"/>
+                <w:sz w:val="18"/>
+                <w:szCs w:val="18"/>
+              </w:rPr>
+              <w:t xml:space="preserve">Unit-III Phase-1 commercial production at Nayka, Kheda</w:t>
+            </w:r>
+          </w:p>
+        </w:tc>
+        <w:tc>
+          <w:tcPr>
+            <w:tcW w:type="dxa" w:w="2400"/>
+          </w:tcPr>
+          <w:p>
+            <w:r>
+              <w:rPr>
+                <w:b w:val="false"/>
+                <w:bCs w:val="false"/>
+                <w:sz w:val="18"/>
+                <w:szCs w:val="18"/>
+              </w:rPr>
+              <w:t xml:space="preserve">total capacity 9,200 -&gt; 12,000 MTPA (+30%); ~Rs 60 Cr capex; Phase-2 targeted Mar-2027</w:t>
+            </w:r>
+          </w:p>
+        </w:tc>
+        <w:tc>
+          <w:tcPr>
+            <w:tcW w:type="dxa" w:w="900"/>
+          </w:tcPr>
+          <w:p>
+            <w:r>
+              <w:rPr>
+                <w:b w:val="false"/>
+                <w:bCs w:val="false"/>
+                <w:sz w:val="18"/>
+                <w:szCs w:val="18"/>
+              </w:rPr>
+              <w:t xml:space="preserve">FY27</w:t>
+            </w:r>
+          </w:p>
+        </w:tc>
+        <w:tc>
+          <w:tcPr>
+            <w:tcW w:type="dxa" w:w="1200"/>
+          </w:tcPr>
+          <w:p>
+            <w:r>
+              <w:rPr>
+                <w:b w:val="false"/>
+                <w:bCs w:val="false"/>
+                <w:sz w:val="18"/>
+                <w:szCs w:val="18"/>
+              </w:rPr>
+              <w:t xml:space="preserve">action</w:t>
+            </w:r>
+          </w:p>
+        </w:tc>
+        <w:tc>
+          <w:tcPr>
+            <w:tcW w:type="dxa" w:w="800"/>
+          </w:tcPr>
+          <w:p>
+            <w:r>
+              <w:rPr>
+                <w:b w:val="false"/>
+                <w:bCs w:val="false"/>
+                <w:sz w:val="18"/>
+                <w:szCs w:val="18"/>
+              </w:rPr>
+              <w:t xml:space="preserve">yes</w:t>
+            </w:r>
+          </w:p>
+        </w:tc>
+      </w:tr>
+      <w:tr>
+        <w:tc>
+          <w:tcPr>
+            <w:tcW w:type="dxa" w:w="1100"/>
+          </w:tcPr>
+          <w:p>
+            <w:r>
+              <w:rPr>
+                <w:b w:val="false"/>
+                <w:bCs w:val="false"/>
+                <w:sz w:val="18"/>
+                <w:szCs w:val="18"/>
+              </w:rPr>
+              <w:t xml:space="preserve">margin</w:t>
+            </w:r>
+          </w:p>
+        </w:tc>
+        <w:tc>
+          <w:tcPr>
+            <w:tcW w:type="dxa" w:w="2600"/>
+          </w:tcPr>
+          <w:p>
+            <w:r>
+              <w:rPr>
+                <w:b w:val="false"/>
+                <w:bCs w:val="false"/>
+                <w:sz w:val="18"/>
+                <w:szCs w:val="18"/>
+              </w:rPr>
+              <w:t xml:space="preserve">Blended margin uplift ~2-3pp from CCS/SSG/CMC/MCC-Spheres specialty grades</w:t>
+            </w:r>
+          </w:p>
+        </w:tc>
+        <w:tc>
+          <w:tcPr>
+            <w:tcW w:type="dxa" w:w="2400"/>
+          </w:tcPr>
+          <w:p>
+            <w:r>
+              <w:rPr>
+                <w:b w:val="false"/>
+                <w:bCs w:val="false"/>
+                <w:sz w:val="18"/>
+                <w:szCs w:val="18"/>
+              </w:rPr>
+              <w:t xml:space="preserve">specialty grades at ~2x realisation and ~2x margin vs plain MCC</w:t>
+            </w:r>
+          </w:p>
+        </w:tc>
+        <w:tc>
+          <w:tcPr>
+            <w:tcW w:type="dxa" w:w="900"/>
+          </w:tcPr>
+          <w:p>
+            <w:r>
+              <w:rPr>
+                <w:b w:val="false"/>
+                <w:bCs w:val="false"/>
+                <w:sz w:val="18"/>
+                <w:szCs w:val="18"/>
+              </w:rPr>
+              <w:t xml:space="preserve">FY28</w:t>
+            </w:r>
+          </w:p>
+        </w:tc>
+        <w:tc>
+          <w:tcPr>
+            <w:tcW w:type="dxa" w:w="1200"/>
+          </w:tcPr>
+          <w:p>
+            <w:r>
+              <w:rPr>
+                <w:b w:val="false"/>
+                <w:bCs w:val="false"/>
+                <w:sz w:val="18"/>
+                <w:szCs w:val="18"/>
+              </w:rPr>
+              <w:t xml:space="preserve">expectation</w:t>
+            </w:r>
+          </w:p>
+        </w:tc>
+        <w:tc>
+          <w:tcPr>
+            <w:tcW w:type="dxa" w:w="800"/>
+          </w:tcPr>
+          <w:p>
+            <w:r>
+              <w:rPr>
+                <w:b w:val="false"/>
+                <w:bCs w:val="false"/>
+                <w:sz w:val="18"/>
+                <w:szCs w:val="18"/>
+              </w:rPr>
+              <w:t xml:space="preserve">yes</w:t>
+            </w:r>
+          </w:p>
+        </w:tc>
+      </w:tr>
+      <w:tr>
+        <w:tc>
+          <w:tcPr>
+            <w:tcW w:type="dxa" w:w="1100"/>
+          </w:tcPr>
+          <w:p>
+            <w:r>
+              <w:rPr>
+                <w:b w:val="false"/>
+                <w:bCs w:val="false"/>
+                <w:sz w:val="18"/>
+                <w:szCs w:val="18"/>
+              </w:rPr>
+              <w:t xml:space="preserve">growth</w:t>
+            </w:r>
+          </w:p>
+        </w:tc>
+        <w:tc>
+          <w:tcPr>
+            <w:tcW w:type="dxa" w:w="2600"/>
+          </w:tcPr>
+          <w:p>
+            <w:r>
+              <w:rPr>
+                <w:b w:val="false"/>
+                <w:bCs w:val="false"/>
+                <w:sz w:val="18"/>
+                <w:szCs w:val="18"/>
+              </w:rPr>
+              <w:t xml:space="preserve">H1 FY27 muted; growth is back-half weighted on Phase-1 capacity</w:t>
+            </w:r>
+          </w:p>
+        </w:tc>
+        <w:tc>
+          <w:tcPr>
+            <w:tcW w:type="dxa" w:w="2400"/>
+          </w:tcPr>
+          <w:p>
+            <w:r>
+              <w:rPr>
+                <w:b w:val="false"/>
+                <w:bCs w:val="false"/>
+                <w:sz w:val="18"/>
+                <w:szCs w:val="18"/>
+              </w:rPr>
+              <w:t xml:space="preserve">existing capacity optimally utilised; Phase-1 contributes from Q3 FY27</w:t>
+            </w:r>
+          </w:p>
+        </w:tc>
+        <w:tc>
+          <w:tcPr>
+            <w:tcW w:type="dxa" w:w="900"/>
+          </w:tcPr>
+          <w:p>
+            <w:r>
+              <w:rPr>
+                <w:b w:val="false"/>
+                <w:bCs w:val="false"/>
+                <w:sz w:val="18"/>
+                <w:szCs w:val="18"/>
+              </w:rPr>
+              <w:t xml:space="preserve">FY27</w:t>
+            </w:r>
+          </w:p>
+        </w:tc>
+        <w:tc>
+          <w:tcPr>
+            <w:tcW w:type="dxa" w:w="1200"/>
+          </w:tcPr>
+          <w:p>
+            <w:r>
+              <w:rPr>
+                <w:b w:val="false"/>
+                <w:bCs w:val="false"/>
+                <w:sz w:val="18"/>
+                <w:szCs w:val="18"/>
+              </w:rPr>
+              <w:t xml:space="preserve">expectation</w:t>
+            </w:r>
+          </w:p>
+        </w:tc>
+        <w:tc>
+          <w:tcPr>
+            <w:tcW w:type="dxa" w:w="800"/>
+          </w:tcPr>
+          <w:p>
+            <w:r>
+              <w:rPr>
+                <w:b w:val="false"/>
+                <w:bCs w:val="false"/>
+                <w:sz w:val="18"/>
+                <w:szCs w:val="18"/>
+              </w:rPr>
+              <w:t xml:space="preserve"/>
+            </w:r>
+          </w:p>
+        </w:tc>
+      </w:tr>
+    </w:tbl>
+    <w:p>
+      <w:pPr>
+        <w:spacing w:after="60" w:before="120"/>
+      </w:pPr>
+      <w:r>
+        <w:rPr>
+          <w:b/>
+          <w:bCs/>
+          <w:sz w:val="20"/>
+          <w:szCs w:val="20"/>
+        </w:rPr>
+        <w:t xml:space="preserve">Earnings chain: </w:t>
+      </w:r>
+      <w:r>
+        <w:rPr>
+          <w:b w:val="false"/>
+          <w:bCs w:val="false"/>
+          <w:sz w:val="20"/>
+          <w:szCs w:val="20"/>
+        </w:rPr>
+        <w:t xml:space="preserve">specialty grade qualification (CCS/SSG/MCC Spheres) at customers</w:t>
+      </w:r>
+      <w:r>
+        <w:rPr>
+          <w:color w:val="666666"/>
+          <w:sz w:val="20"/>
+          <w:szCs w:val="20"/>
+        </w:rPr>
+        <w:t xml:space="preserve"> → </w:t>
+      </w:r>
+      <w:r>
+        <w:rPr>
+          <w:b w:val="false"/>
+          <w:bCs w:val="false"/>
+          <w:sz w:val="20"/>
+          <w:szCs w:val="20"/>
+        </w:rPr>
+        <w:t xml:space="preserve">Unit-III Phase-1 capacity online (Q3 FY27)</w:t>
+      </w:r>
+      <w:r>
+        <w:rPr>
+          <w:color w:val="666666"/>
+          <w:sz w:val="20"/>
+          <w:szCs w:val="20"/>
+        </w:rPr>
+        <w:t xml:space="preserve"> → </w:t>
+      </w:r>
+      <w:r>
+        <w:rPr>
+          <w:b w:val="false"/>
+          <w:bCs w:val="false"/>
+          <w:sz w:val="20"/>
+          <w:szCs w:val="20"/>
+        </w:rPr>
+        <w:t xml:space="preserve">revenue growth + richer product mix</w:t>
+      </w:r>
+      <w:r>
+        <w:rPr>
+          <w:color w:val="666666"/>
+          <w:sz w:val="20"/>
+          <w:szCs w:val="20"/>
+        </w:rPr>
+        <w:t xml:space="preserve"> → </w:t>
+      </w:r>
+      <w:r>
+        <w:rPr>
+          <w:b w:val="false"/>
+          <w:bCs w:val="false"/>
+          <w:sz w:val="20"/>
+          <w:szCs w:val="20"/>
+        </w:rPr>
+        <w:t xml:space="preserve">blended margin +2-3pp</w:t>
+      </w:r>
+      <w:r>
+        <w:rPr>
+          <w:color w:val="666666"/>
+          <w:sz w:val="20"/>
+          <w:szCs w:val="20"/>
+        </w:rPr>
+        <w:t xml:space="preserve"> → </w:t>
+      </w:r>
+      <w:r>
+        <w:rPr>
+          <w:b w:val="false"/>
+          <w:bCs w:val="false"/>
+          <w:sz w:val="20"/>
+          <w:szCs w:val="20"/>
+        </w:rPr>
+        <w:t xml:space="preserve">operating leverage on new capacity</w:t>
+      </w:r>
+      <w:r>
+        <w:rPr>
+          <w:color w:val="666666"/>
+          <w:sz w:val="20"/>
+          <w:szCs w:val="20"/>
+        </w:rPr>
+        <w:t xml:space="preserve"> → </w:t>
+      </w:r>
+      <w:r>
+        <w:rPr>
+          <w:b w:val="false"/>
+          <w:bCs w:val="false"/>
+          <w:sz w:val="20"/>
+          <w:szCs w:val="20"/>
+        </w:rPr>
+        <w:t xml:space="preserve">PAT / FCF</w:t>
+      </w:r>
+    </w:p>
+    <w:p>
+      <w:pPr>
+        <w:spacing w:after="120"/>
+      </w:pPr>
+      <w:r>
+        <w:rPr>
+          <w:color w:val="666666"/>
+          <w:sz w:val="18"/>
+          <w:szCs w:val="18"/>
+        </w:rPr>
+        <w:t xml:space="preserve">Bottleneck link: Unit-III Phase-1 commissioning (repeatedly delayed).</w:t>
+      </w:r>
+    </w:p>
+    <w:p>
+      <w:pPr>
+        <w:spacing w:after="120"/>
+      </w:pPr>
+      <w:r>
+        <w:rPr>
+          <w:color w:val="666666"/>
+          <w:sz w:val="18"/>
+          <w:szCs w:val="18"/>
+        </w:rPr>
+        <w:t xml:space="preserve">Operating leverage: yes - margin guided up on specialty mix + scale on the new plant</w:t>
+      </w:r>
+    </w:p>
+    <w:p>
+      <w:pPr>
+        <w:spacing w:after="120"/>
+      </w:pPr>
+      <w:r>
+        <w:rPr>
+          <w:color w:val="666666"/>
+          <w:sz w:val="18"/>
+          <w:szCs w:val="18"/>
+        </w:rPr>
+        <w:t xml:space="preserve">Evidenced: specialty grade qualification (CCS/SSG/MCC Spheres) at customers. Still assumed: Unit-III Phase-1 capacity online (Q3 FY27); blended margin +2-3pp; operating leverage on new capacity.</w:t>
+      </w:r>
+    </w:p>
+    <w:p>
+      <w:pPr>
+        <w:spacing w:after="120"/>
+      </w:pPr>
+      <w:r>
+        <w:rPr>
+          <w:b/>
+          <w:bCs/>
+          <w:sz w:val="20"/>
+          <w:szCs w:val="20"/>
+        </w:rPr>
+        <w:t xml:space="preserve">Market expectation vs. our path:</w:t>
+      </w:r>
+    </w:p>
+    <w:tbl>
+      <w:tblPr>
+        <w:tblW w:type="dxa" w:w="9000"/>
+        <w:tblBorders>
+          <w:top w:val="single" w:color="auto" w:sz="4"/>
+          <w:left w:val="single" w:color="auto" w:sz="4"/>
+          <w:bottom w:val="single" w:color="auto" w:sz="4"/>
+          <w:right w:val="single" w:color="auto" w:sz="4"/>
+          <w:insideH w:val="single" w:color="auto" w:sz="4"/>
+          <w:insideV w:val="single" w:color="auto" w:sz="4"/>
+        </w:tblBorders>
+      </w:tblPr>
+      <w:tblGrid>
+        <w:gridCol w:w="3200"/>
+        <w:gridCol w:w="5800"/>
+      </w:tblGrid>
+      <w:tr>
+        <w:tc>
+          <w:tcPr>
+            <w:tcW w:type="dxa" w:w="3200"/>
+            <w:shd w:fill="F2F2F2" w:val="clear"/>
+          </w:tcPr>
+          <w:p>
+            <w:r>
+              <w:rPr>
+                <w:b/>
+                <w:bCs/>
+              </w:rPr>
+              <w:t xml:space="preserve">As of</w:t>
+            </w:r>
+          </w:p>
+        </w:tc>
+        <w:tc>
+          <w:tcPr>
+            <w:tcW w:type="dxa" w:w="5800"/>
+          </w:tcPr>
+          <w:p>
+            <w:r>
+              <w:t xml:space="preserve">2026-09-07</w:t>
+            </w:r>
+          </w:p>
+        </w:tc>
+      </w:tr>
+      <w:tr>
+        <w:tc>
+          <w:tcPr>
+            <w:tcW w:type="dxa" w:w="3200"/>
+            <w:shd w:fill="F2F2F2" w:val="clear"/>
+          </w:tcPr>
+          <w:p>
+            <w:r>
+              <w:rPr>
+                <w:b/>
+                <w:bCs/>
+              </w:rPr>
+              <w:t xml:space="preserve">Price / multiple</w:t>
+            </w:r>
+          </w:p>
+        </w:tc>
+        <w:tc>
+          <w:tcPr>
+            <w:tcW w:type="dxa" w:w="5800"/>
+          </w:tcPr>
+          <w:p>
+            <w:r>
+              <w:t xml:space="preserve">Rs 624 · 34.1x P/E</w:t>
+            </w:r>
+          </w:p>
+        </w:tc>
+      </w:tr>
+      <w:tr>
+        <w:tc>
+          <w:tcPr>
+            <w:tcW w:type="dxa" w:w="3200"/>
+            <w:shd w:fill="F2F2F2" w:val="clear"/>
+          </w:tcPr>
+          <w:p>
+            <w:r>
+              <w:rPr>
+                <w:b/>
+                <w:bCs/>
+              </w:rPr>
+              <w:t xml:space="preserve">Right valuation lens</w:t>
+            </w:r>
+          </w:p>
+        </w:tc>
+        <w:tc>
+          <w:tcPr>
+            <w:tcW w:type="dxa" w:w="5800"/>
+          </w:tcPr>
+          <w:p>
+            <w:r>
+              <w:t xml:space="preserve">P/E</w:t>
+            </w:r>
+          </w:p>
+        </w:tc>
+      </w:tr>
+      <w:tr>
+        <w:tc>
+          <w:tcPr>
+            <w:tcW w:type="dxa" w:w="3200"/>
+            <w:shd w:fill="F2F2F2" w:val="clear"/>
+          </w:tcPr>
+          <w:p>
+            <w:r>
+              <w:rPr>
+                <w:b/>
+                <w:bCs/>
+              </w:rPr>
+              <w:t xml:space="preserve">Price implies</w:t>
+            </w:r>
+          </w:p>
+        </w:tc>
+        <w:tc>
+          <w:tcPr>
+            <w:tcW w:type="dxa" w:w="5800"/>
+          </w:tcPr>
+          <w:p>
+            <w:r>
+              <w:t xml:space="preserve">~22-25% EPS CAGR FY26-28 needed to justify ~34x trailing at a 20-22x exit multiple</w:t>
+            </w:r>
+          </w:p>
+        </w:tc>
+      </w:tr>
+      <w:tr>
+        <w:tc>
+          <w:tcPr>
+            <w:tcW w:type="dxa" w:w="3200"/>
+            <w:shd w:fill="F2F2F2" w:val="clear"/>
+          </w:tcPr>
+          <w:p>
+            <w:r>
+              <w:rPr>
+                <w:b/>
+                <w:bCs/>
+              </w:rPr>
+              <w:t xml:space="preserve">Our FY27</w:t>
+            </w:r>
+          </w:p>
+        </w:tc>
+        <w:tc>
+          <w:tcPr>
+            <w:tcW w:type="dxa" w:w="5800"/>
+          </w:tcPr>
+          <w:p>
+            <w:r>
+              <w:t xml:space="preserve">H1 muted per management; FY27 revenue +12-18%, PAT +15-20% as Unit-III Phase-1 contributes only in H2</w:t>
+            </w:r>
+          </w:p>
+        </w:tc>
+      </w:tr>
+      <w:tr>
+        <w:tc>
+          <w:tcPr>
+            <w:tcW w:type="dxa" w:w="3200"/>
+            <w:shd w:fill="F2F2F2" w:val="clear"/>
+          </w:tcPr>
+          <w:p>
+            <w:r>
+              <w:rPr>
+                <w:b/>
+                <w:bCs/>
+              </w:rPr>
+              <w:t xml:space="preserve">Our FY28</w:t>
+            </w:r>
+          </w:p>
+        </w:tc>
+        <w:tc>
+          <w:tcPr>
+            <w:tcW w:type="dxa" w:w="5800"/>
+          </w:tcPr>
+          <w:p>
+            <w:r>
+              <w:t xml:space="preserve">first full year of Phase-1 + specialty mix: revenue +20-25%, OPM toward 18-19%, PAT +25-30%</w:t>
+            </w:r>
+          </w:p>
+        </w:tc>
+      </w:tr>
+      <w:tr>
+        <w:tc>
+          <w:tcPr>
+            <w:tcW w:type="dxa" w:w="3200"/>
+            <w:shd w:fill="F2F2F2" w:val="clear"/>
+          </w:tcPr>
+          <w:p>
+            <w:r>
+              <w:rPr>
+                <w:b/>
+                <w:bCs/>
+              </w:rPr>
+              <w:t xml:space="preserve">Gap direction</w:t>
+            </w:r>
+          </w:p>
+        </w:tc>
+        <w:tc>
+          <w:tcPr>
+            <w:tcW w:type="dxa" w:w="5800"/>
+          </w:tcPr>
+          <w:p>
+            <w:r>
+              <w:t xml:space="preserve">priced-in</w:t>
+            </w:r>
+          </w:p>
+        </w:tc>
+      </w:tr>
+      <w:tr>
+        <w:tc>
+          <w:tcPr>
+            <w:tcW w:type="dxa" w:w="3200"/>
+            <w:shd w:fill="F2F2F2" w:val="clear"/>
+          </w:tcPr>
+          <w:p>
+            <w:r>
+              <w:rPr>
+                <w:b/>
+                <w:bCs/>
+              </w:rPr>
+              <w:t xml:space="preserve">Gap type</w:t>
+            </w:r>
+          </w:p>
+        </w:tc>
+        <w:tc>
+          <w:tcPr>
+            <w:tcW w:type="dxa" w:w="5800"/>
+          </w:tcPr>
+          <w:p>
+            <w:r>
+              <w:t xml:space="preserve">timing</w:t>
+            </w:r>
+          </w:p>
+        </w:tc>
+      </w:tr>
+      <w:tr>
+        <w:tc>
+          <w:tcPr>
+            <w:tcW w:type="dxa" w:w="3200"/>
+            <w:shd w:fill="F2F2F2" w:val="clear"/>
+          </w:tcPr>
+          <w:p>
+            <w:r>
+              <w:rPr>
+                <w:b/>
+                <w:bCs/>
+              </w:rPr>
+              <w:t xml:space="preserve">Gap magnitude</w:t>
+            </w:r>
+          </w:p>
+        </w:tc>
+        <w:tc>
+          <w:tcPr>
+            <w:tcW w:type="dxa" w:w="5800"/>
+          </w:tcPr>
+          <w:p>
+            <w:r>
+              <w:t xml:space="preserve">not estimable</w:t>
+            </w:r>
+          </w:p>
+        </w:tc>
+      </w:tr>
+      <w:tr>
+        <w:tc>
+          <w:tcPr>
+            <w:tcW w:type="dxa" w:w="3200"/>
+            <w:shd w:fill="F2F2F2" w:val="clear"/>
+          </w:tcPr>
+          <w:p>
+            <w:r>
+              <w:rPr>
+                <w:b/>
+                <w:bCs/>
+              </w:rPr>
+              <w:t xml:space="preserve">Gap basis</w:t>
+            </w:r>
+          </w:p>
+        </w:tc>
+        <w:tc>
+          <w:tcPr>
+            <w:tcW w:type="dxa" w:w="5800"/>
+          </w:tcPr>
+          <w:p>
+            <w:r>
+              <w:t xml:space="preserve">~34x already embeds the specialty mix-shift and the +30% capacity; management guides H1 FY27 muted and Unit-III commissioning has slipped four-plus times, so the ramp is a right-shifted timing risk rather than an under-appreciated upside</w:t>
+            </w:r>
+          </w:p>
+        </w:tc>
+      </w:tr>
+      <w:tr>
+        <w:tc>
+          <w:tcPr>
+            <w:tcW w:type="dxa" w:w="3200"/>
+            <w:shd w:fill="F2F2F2" w:val="clear"/>
+          </w:tcPr>
+          <w:p>
+            <w:r>
+              <w:rPr>
+                <w:b/>
+                <w:bCs/>
+              </w:rPr>
+              <w:t xml:space="preserve">Evidence quality</w:t>
+            </w:r>
+          </w:p>
+        </w:tc>
+        <w:tc>
+          <w:tcPr>
+            <w:tcW w:type="dxa" w:w="5800"/>
+          </w:tcPr>
+          <w:p>
+            <w:r>
+              <w:t xml:space="preserve">weak</w:t>
+            </w:r>
+          </w:p>
+        </w:tc>
+      </w:tr>
+    </w:tbl>
+    <w:p>
+      <w:pPr>
+        <w:spacing w:after="120"/>
+      </w:pPr>
+      <w:r>
+        <w:rPr>
+          <w:i/>
+          <w:iCs/>
+          <w:color w:val="666666"/>
+          <w:sz w:val="16"/>
+          <w:szCs w:val="16"/>
+        </w:rPr>
+        <w:t xml:space="preserve">no broker consensus; implied path is a reverse-P/E estimate + screener.in forward figures + VP thread view</w:t>
+      </w:r>
+    </w:p>
+    <w:p>
+      <w:pPr>
+        <w:spacing w:after="120" w:before="120"/>
+      </w:pPr>
+      <w:r>
+        <w:rPr>
+          <w:b/>
+          <w:bCs/>
+          <w:sz w:val="20"/>
+          <w:szCs w:val="20"/>
+        </w:rPr>
+        <w:t xml:space="preserve">Catalyst: </w:t>
+      </w:r>
+      <w:r>
+        <w:rPr>
+          <w:sz w:val="20"/>
+          <w:szCs w:val="20"/>
+        </w:rPr>
+        <w:t xml:space="preserve">Unit-III Phase-1 actual commercial production + a reported half-year showing the specialty-mix margin step-up</w:t>
+      </w:r>
+      <w:r>
+        <w:rPr>
+          <w:color w:val="666666"/>
+          <w:sz w:val="18"/>
+          <w:szCs w:val="18"/>
+        </w:rPr>
+        <w:t xml:space="preserve"> (window ~9M from 2026-09-07; undated; evidence low; pending)</w:t>
+      </w:r>
+    </w:p>
+    <w:p>
+      <w:pPr>
+        <w:pStyle w:val="Heading1"/>
+        <w:spacing w:after="120" w:before="280"/>
+      </w:pPr>
+      <w:r>
+        <w:t xml:space="preserve">Ishmohit-Lens Checks (value chain · earnings quality · growth trajectory · management · quality metrics · track record · global-signal check)</w:t>
+      </w:r>
+    </w:p>
+    <w:p>
+      <w:pPr>
+        <w:spacing w:after="120"/>
+      </w:pPr>
       <w:r>
         <w:rPr>
           <w:i/>
@@ -385,6 +1720,846 @@
           <w:sz w:val="18"/>
           <w:szCs w:val="18"/>
         </w:rPr>
+        <w:t xml:space="preserve">Extra checks drawn from @ishmohit1 / SOIC methodology (playbook/ishmohit-soic-style.md): where the company sits in its value chain and what the supply side is doing, whether a margin/PAT inflection is structural or a cyclical peak, the rate-of-change of growth vs. what the multiple demands, and management quality as a positive attribute.</w:t>
+      </w:r>
+    </w:p>
+    <w:p>
+      <w:pPr>
+        <w:spacing w:after="120"/>
+      </w:pPr>
+      <w:r>
+        <w:rPr>
+          <w:b/>
+          <w:bCs/>
+          <w:sz w:val="20"/>
+          <w:szCs w:val="20"/>
+        </w:rPr>
+        <w:t xml:space="preserve">Value chain &amp; supply side:</w:t>
+      </w:r>
+    </w:p>
+    <w:tbl>
+      <w:tblPr>
+        <w:tblW w:type="dxa" w:w="9000"/>
+        <w:tblBorders>
+          <w:top w:val="single" w:color="auto" w:sz="4"/>
+          <w:left w:val="single" w:color="auto" w:sz="4"/>
+          <w:bottom w:val="single" w:color="auto" w:sz="4"/>
+          <w:right w:val="single" w:color="auto" w:sz="4"/>
+          <w:insideH w:val="single" w:color="auto" w:sz="4"/>
+          <w:insideV w:val="single" w:color="auto" w:sz="4"/>
+        </w:tblBorders>
+      </w:tblPr>
+      <w:tblGrid>
+        <w:gridCol w:w="3200"/>
+        <w:gridCol w:w="5800"/>
+      </w:tblGrid>
+      <w:tr>
+        <w:tc>
+          <w:tcPr>
+            <w:tcW w:type="dxa" w:w="3200"/>
+            <w:shd w:fill="F2F2F2" w:val="clear"/>
+          </w:tcPr>
+          <w:p>
+            <w:r>
+              <w:rPr>
+                <w:b/>
+                <w:bCs/>
+              </w:rPr>
+              <w:t xml:space="preserve">Theme</w:t>
+            </w:r>
+          </w:p>
+        </w:tc>
+        <w:tc>
+          <w:tcPr>
+            <w:tcW w:type="dxa" w:w="5800"/>
+          </w:tcPr>
+          <w:p>
+            <w:r>
+              <w:t xml:space="preserve">pharma excipients - microcrystalline cellulose and higher-value derivatives</w:t>
+            </w:r>
+          </w:p>
+        </w:tc>
+      </w:tr>
+      <w:tr>
+        <w:tc>
+          <w:tcPr>
+            <w:tcW w:type="dxa" w:w="3200"/>
+            <w:shd w:fill="F2F2F2" w:val="clear"/>
+          </w:tcPr>
+          <w:p>
+            <w:r>
+              <w:rPr>
+                <w:b/>
+                <w:bCs/>
+              </w:rPr>
+              <w:t xml:space="preserve">This company's position</w:t>
+            </w:r>
+          </w:p>
+        </w:tc>
+        <w:tc>
+          <w:tcPr>
+            <w:tcW w:type="dxa" w:w="5800"/>
+          </w:tcPr>
+          <w:p>
+            <w:r>
+              <w:t xml:space="preserve">India's largest listed MCC pure-play (ex-Sigachi); scaling into disintegrants (CCS/SSG/CMC/MCC Spheres)</w:t>
+            </w:r>
+          </w:p>
+        </w:tc>
+      </w:tr>
+      <w:tr>
+        <w:tc>
+          <w:tcPr>
+            <w:tcW w:type="dxa" w:w="3200"/>
+            <w:shd w:fill="F2F2F2" w:val="clear"/>
+          </w:tcPr>
+          <w:p>
+            <w:r>
+              <w:rPr>
+                <w:b/>
+                <w:bCs/>
+              </w:rPr>
+              <w:t xml:space="preserve">Bottleneck node (pricing power)</w:t>
+            </w:r>
+          </w:p>
+        </w:tc>
+        <w:tc>
+          <w:tcPr>
+            <w:tcW w:type="dxa" w:w="5800"/>
+          </w:tcPr>
+          <w:p>
+            <w:r>
+              <w:t xml:space="preserve">wood-pulp sourcing (~50% of RM cost, unhedged) + DMF customer qualification cycle</w:t>
+            </w:r>
+          </w:p>
+        </w:tc>
+      </w:tr>
+      <w:tr>
+        <w:tc>
+          <w:tcPr>
+            <w:tcW w:type="dxa" w:w="3200"/>
+            <w:shd w:fill="F2F2F2" w:val="clear"/>
+          </w:tcPr>
+          <w:p>
+            <w:r>
+              <w:rPr>
+                <w:b/>
+                <w:bCs/>
+              </w:rPr>
+              <w:t xml:space="preserve">Supply-side status</w:t>
+            </w:r>
+          </w:p>
+        </w:tc>
+        <w:tc>
+          <w:tcPr>
+            <w:tcW w:type="dxa" w:w="5800"/>
+          </w:tcPr>
+          <w:p>
+            <w:r>
+              <w:t xml:space="preserve">adding</w:t>
+            </w:r>
+          </w:p>
+        </w:tc>
+      </w:tr>
+      <w:tr>
+        <w:tc>
+          <w:tcPr>
+            <w:tcW w:type="dxa" w:w="3200"/>
+            <w:shd w:fill="F2F2F2" w:val="clear"/>
+          </w:tcPr>
+          <w:p>
+            <w:r>
+              <w:rPr>
+                <w:b/>
+                <w:bCs/>
+              </w:rPr>
+              <w:t xml:space="preserve">Adjacent-node peers</w:t>
+            </w:r>
+          </w:p>
+        </w:tc>
+        <w:tc>
+          <w:tcPr>
+            <w:tcW w:type="dxa" w:w="5800"/>
+          </w:tcPr>
+          <w:p>
+            <w:r>
+              <w:t xml:space="preserve">Sigachi Industries, DFE Pharma (unlisted), Roquette (unlisted), JRS Pharma (unlisted)</w:t>
+            </w:r>
+          </w:p>
+        </w:tc>
+      </w:tr>
+    </w:tbl>
+    <w:p>
+      <w:pPr>
+        <w:spacing w:after="120"/>
+      </w:pPr>
+      <w:r>
+        <w:rPr>
+          <w:color w:val="666666"/>
+          <w:sz w:val="18"/>
+          <w:szCs w:val="18"/>
+        </w:rPr>
+        <w:t xml:space="preserve">Sigachi's 2025 plant outage produced a one-off demand shift to Accent; both listed players are now adding capacity, so late-cycle supply risk builds if excipient demand normalises. Moat is real at the grade/DMF level but the raw-material end is a price-taker.</w:t>
+      </w:r>
+    </w:p>
+    <w:p>
+      <w:pPr>
+        <w:spacing w:after="60" w:before="120"/>
+      </w:pPr>
+      <w:r>
+        <w:rPr>
+          <w:b/>
+          <w:bCs/>
+          <w:sz w:val="20"/>
+          <w:szCs w:val="20"/>
+        </w:rPr>
+        <w:t xml:space="preserve">Earnings quality: </w:t>
+      </w:r>
+      <w:r>
+        <w:rPr>
+          <w:sz w:val="20"/>
+          <w:szCs w:val="20"/>
+        </w:rPr>
+        <w:t xml:space="preserve">margin driver mixed</w:t>
+      </w:r>
+      <w:r>
+        <w:rPr>
+          <w:b/>
+          <w:bCs/>
+          <w:color w:val="A32020"/>
+          <w:sz w:val="20"/>
+          <w:szCs w:val="20"/>
+        </w:rPr>
+        <w:t xml:space="preserve"/>
+      </w:r>
+    </w:p>
+    <w:p>
+      <w:pPr>
+        <w:spacing w:after="120"/>
+      </w:pPr>
+      <w:r>
+        <w:rPr>
+          <w:color w:val="666666"/>
+          <w:sz w:val="18"/>
+          <w:szCs w:val="18"/>
+        </w:rPr>
+        <w:t xml:space="preserve">Drivers: specialty grade mix-shift (structural, not yet visible in reported margin); Sigachi-outage demand shift (cyclical / one-off, aided H2 FY26); wood-pulp price cycle (cyclical, unhedged).</w:t>
+      </w:r>
+    </w:p>
+    <w:p>
+      <w:pPr>
+        <w:spacing w:after="120"/>
+      </w:pPr>
+      <w:r>
+        <w:rPr>
+          <w:color w:val="666666"/>
+          <w:sz w:val="18"/>
+          <w:szCs w:val="18"/>
+        </w:rPr>
+        <w:t xml:space="preserve">OPM ~16-17% is mid-range, not a spike; no through-cycle over-earning evident. The specialty grades are a genuine structural margin lever but have not yet shown up in the blended number, and part of the H2 FY26 strength was the one-off Sigachi demand shift.</w:t>
+      </w:r>
+    </w:p>
+    <w:p>
+      <w:pPr>
+        <w:spacing w:after="60" w:before="120"/>
+      </w:pPr>
+      <w:r>
+        <w:rPr>
+          <w:b/>
+          <w:bCs/>
+          <w:sz w:val="20"/>
+          <w:szCs w:val="20"/>
+        </w:rPr>
+        <w:t xml:space="preserve">Growth trajectory: </w:t>
+      </w:r>
+      <w:r>
+        <w:rPr>
+          <w:b w:val="false"/>
+          <w:bCs w:val="false"/>
+          <w:sz w:val="20"/>
+          <w:szCs w:val="20"/>
+        </w:rPr>
+        <w:t xml:space="preserve">YoY growth rate is accelerating</w:t>
+      </w:r>
+    </w:p>
+    <w:p>
+      <w:pPr>
+        <w:spacing w:after="120"/>
+      </w:pPr>
+      <w:r>
+        <w:rPr>
+          <w:color w:val="666666"/>
+          <w:sz w:val="18"/>
+          <w:szCs w:val="18"/>
+        </w:rPr>
+        <w:t xml:space="preserve">half-yearly YoY revenue growth oldest-&gt;newest: H1 FY25 base, H2 FY25 ~+10%, H1 FY26 ~+10%, H2 FY26 ~+51%; H2 FY26 spike partly the one-off Sigachi demand shift. Management guides H1 FY27 muted (capacity-capped), so the near-term sequence likely decelerates before Phase-1 ramps.</w:t>
+      </w:r>
+    </w:p>
+    <w:p>
+      <w:pPr>
+        <w:spacing w:after="120"/>
+      </w:pPr>
+      <w:r>
+        <w:rPr>
+          <w:color w:val="666666"/>
+          <w:sz w:val="18"/>
+          <w:szCs w:val="18"/>
+        </w:rPr>
+        <w:t xml:space="preserve">Reverse P/E: ~34x trailing needs ~22-25% EPS CAGR FY26-28 at a 20-22x exit; the recent acceleration supports that rate but is partly one-off, and management's own muted H1 FY27 guidance argues the next two prints slow.</w:t>
+      </w:r>
+    </w:p>
+    <w:p>
+      <w:pPr>
+        <w:spacing w:after="120"/>
+      </w:pPr>
+      <w:r>
+        <w:rPr>
+          <w:b/>
+          <w:bCs/>
+          <w:sz w:val="20"/>
+          <w:szCs w:val="20"/>
+        </w:rPr>
+        <w:t xml:space="preserve">Management quality (TVGP's "P"):</w:t>
+      </w:r>
+    </w:p>
+    <w:tbl>
+      <w:tblPr>
+        <w:tblW w:type="dxa" w:w="9000"/>
+        <w:tblBorders>
+          <w:top w:val="single" w:color="auto" w:sz="4"/>
+          <w:left w:val="single" w:color="auto" w:sz="4"/>
+          <w:bottom w:val="single" w:color="auto" w:sz="4"/>
+          <w:right w:val="single" w:color="auto" w:sz="4"/>
+          <w:insideH w:val="single" w:color="auto" w:sz="4"/>
+          <w:insideV w:val="single" w:color="auto" w:sz="4"/>
+        </w:tblBorders>
+      </w:tblPr>
+      <w:tblGrid>
+        <w:gridCol w:w="3200"/>
+        <w:gridCol w:w="5800"/>
+      </w:tblGrid>
+      <w:tr>
+        <w:tc>
+          <w:tcPr>
+            <w:tcW w:type="dxa" w:w="3200"/>
+            <w:shd w:fill="F2F2F2" w:val="clear"/>
+          </w:tcPr>
+          <w:p>
+            <w:r>
+              <w:rPr>
+                <w:b/>
+                <w:bCs/>
+              </w:rPr>
+              <w:t xml:space="preserve">Assessment</w:t>
+            </w:r>
+          </w:p>
+        </w:tc>
+        <w:tc>
+          <w:tcPr>
+            <w:tcW w:type="dxa" w:w="5800"/>
+          </w:tcPr>
+          <w:p>
+            <w:r>
+              <w:t xml:space="preserve">concern</w:t>
+            </w:r>
+          </w:p>
+        </w:tc>
+      </w:tr>
+      <w:tr>
+        <w:tc>
+          <w:tcPr>
+            <w:tcW w:type="dxa" w:w="3200"/>
+            <w:shd w:fill="F2F2F2" w:val="clear"/>
+          </w:tcPr>
+          <w:p>
+            <w:r>
+              <w:rPr>
+                <w:b/>
+                <w:bCs/>
+              </w:rPr>
+              <w:t xml:space="preserve">Capital allocation</w:t>
+            </w:r>
+          </w:p>
+        </w:tc>
+        <w:tc>
+          <w:tcPr>
+            <w:tcW w:type="dxa" w:w="5800"/>
+          </w:tcPr>
+          <w:p>
+            <w:r>
+              <w:t xml:space="preserve">Reinvested at ~24-25% ROCE into capacity and specialty grades; near-zero debt. But promoter-group two-way RPTs (Jainishk, Maccent Biocare, ~15-20% of purchases) cloud the true incremental-ROCE read, and a Rs 40 Cr rights issue was used for a Rs 60 Cr project despite Rs 44 Cr FY26 PAT. (unclear)</w:t>
+            </w:r>
+          </w:p>
+        </w:tc>
+      </w:tr>
+      <w:tr>
+        <w:tc>
+          <w:tcPr>
+            <w:tcW w:type="dxa" w:w="3200"/>
+            <w:shd w:fill="F2F2F2" w:val="clear"/>
+          </w:tcPr>
+          <w:p>
+            <w:r>
+              <w:rPr>
+                <w:b/>
+                <w:bCs/>
+              </w:rPr>
+              <w:t xml:space="preserve">Related-party trend</w:t>
+            </w:r>
+          </w:p>
+        </w:tc>
+        <w:tc>
+          <w:tcPr>
+            <w:tcW w:type="dxa" w:w="5800"/>
+          </w:tcPr>
+          <w:p>
+            <w:r>
+              <w:t xml:space="preserve">concerning</w:t>
+            </w:r>
+          </w:p>
+        </w:tc>
+      </w:tr>
+      <w:tr>
+        <w:tc>
+          <w:tcPr>
+            <w:tcW w:type="dxa" w:w="3200"/>
+            <w:shd w:fill="F2F2F2" w:val="clear"/>
+          </w:tcPr>
+          <w:p>
+            <w:r>
+              <w:rPr>
+                <w:b/>
+                <w:bCs/>
+              </w:rPr>
+              <w:t xml:space="preserve">Guidance credibility</w:t>
+            </w:r>
+          </w:p>
+        </w:tc>
+        <w:tc>
+          <w:tcPr>
+            <w:tcW w:type="dxa" w:w="5800"/>
+          </w:tcPr>
+          <w:p>
+            <w:r>
+              <w:t xml:space="preserve">over-promises</w:t>
+            </w:r>
+          </w:p>
+        </w:tc>
+      </w:tr>
+      <w:tr>
+        <w:tc>
+          <w:tcPr>
+            <w:tcW w:type="dxa" w:w="3200"/>
+            <w:shd w:fill="F2F2F2" w:val="clear"/>
+          </w:tcPr>
+          <w:p>
+            <w:r>
+              <w:rPr>
+                <w:b/>
+                <w:bCs/>
+              </w:rPr>
+              <w:t xml:space="preserve">Shareholder returns</w:t>
+            </w:r>
+          </w:p>
+        </w:tc>
+        <w:tc>
+          <w:tcPr>
+            <w:tcW w:type="dxa" w:w="5800"/>
+          </w:tcPr>
+          <w:p>
+            <w:r>
+              <w:t xml:space="preserve">initiated</w:t>
+            </w:r>
+          </w:p>
+        </w:tc>
+      </w:tr>
+      <w:tr>
+        <w:tc>
+          <w:tcPr>
+            <w:tcW w:type="dxa" w:w="3200"/>
+            <w:shd w:fill="F2F2F2" w:val="clear"/>
+          </w:tcPr>
+          <w:p>
+            <w:r>
+              <w:rPr>
+                <w:b/>
+                <w:bCs/>
+              </w:rPr>
+              <w:t xml:space="preserve">Capability ladder / VAP</w:t>
+            </w:r>
+          </w:p>
+        </w:tc>
+        <w:tc>
+          <w:tcPr>
+            <w:tcW w:type="dxa" w:w="5800"/>
+          </w:tcPr>
+          <w:p>
+            <w:r>
+              <w:t xml:space="preserve">Explicitly moving MCC -&gt; silicified MCC -&gt; CCS/SSG/CMC/MCC-Spheres higher-value disintegrants</w:t>
+            </w:r>
+          </w:p>
+        </w:tc>
+      </w:tr>
+    </w:tbl>
+    <w:p>
+      <w:pPr>
+        <w:spacing w:after="120"/>
+      </w:pPr>
+      <w:r>
+        <w:rPr>
+          <w:b/>
+          <w:bCs/>
+          <w:sz w:val="20"/>
+          <w:szCs w:val="20"/>
+        </w:rPr>
+        <w:t xml:space="preserve">Quality metrics (ROCE · debt · FCF · margin · capex):</w:t>
+      </w:r>
+    </w:p>
+    <w:tbl>
+      <w:tblPr>
+        <w:tblW w:type="dxa" w:w="9000"/>
+        <w:tblBorders>
+          <w:top w:val="single" w:color="auto" w:sz="4"/>
+          <w:left w:val="single" w:color="auto" w:sz="4"/>
+          <w:bottom w:val="single" w:color="auto" w:sz="4"/>
+          <w:right w:val="single" w:color="auto" w:sz="4"/>
+          <w:insideH w:val="single" w:color="auto" w:sz="4"/>
+          <w:insideV w:val="single" w:color="auto" w:sz="4"/>
+        </w:tblBorders>
+      </w:tblPr>
+      <w:tblGrid>
+        <w:gridCol w:w="3200"/>
+        <w:gridCol w:w="5800"/>
+      </w:tblGrid>
+      <w:tr>
+        <w:tc>
+          <w:tcPr>
+            <w:tcW w:type="dxa" w:w="3200"/>
+            <w:shd w:fill="F2F2F2" w:val="clear"/>
+          </w:tcPr>
+          <w:p>
+            <w:r>
+              <w:rPr>
+                <w:b/>
+                <w:bCs/>
+              </w:rPr>
+              <w:t xml:space="preserve">Assessment</w:t>
+            </w:r>
+          </w:p>
+        </w:tc>
+        <w:tc>
+          <w:tcPr>
+            <w:tcW w:type="dxa" w:w="5800"/>
+          </w:tcPr>
+          <w:p>
+            <w:r>
+              <w:t xml:space="preserve">concern</w:t>
+            </w:r>
+          </w:p>
+        </w:tc>
+      </w:tr>
+      <w:tr>
+        <w:tc>
+          <w:tcPr>
+            <w:tcW w:type="dxa" w:w="3200"/>
+            <w:shd w:fill="F2F2F2" w:val="clear"/>
+          </w:tcPr>
+          <w:p>
+            <w:r>
+              <w:rPr>
+                <w:b/>
+                <w:bCs/>
+              </w:rPr>
+              <w:t xml:space="preserve">ROCE</w:t>
+            </w:r>
+          </w:p>
+        </w:tc>
+        <w:tc>
+          <w:tcPr>
+            <w:tcW w:type="dxa" w:w="5800"/>
+          </w:tcPr>
+          <w:p>
+            <w:r>
+              <w:t xml:space="preserve">24.9% (stable)</w:t>
+            </w:r>
+          </w:p>
+        </w:tc>
+      </w:tr>
+      <w:tr>
+        <w:tc>
+          <w:tcPr>
+            <w:tcW w:type="dxa" w:w="3200"/>
+            <w:shd w:fill="F2F2F2" w:val="clear"/>
+          </w:tcPr>
+          <w:p>
+            <w:r>
+              <w:rPr>
+                <w:b/>
+                <w:bCs/>
+              </w:rPr>
+              <w:t xml:space="preserve">Leverage</w:t>
+            </w:r>
+          </w:p>
+        </w:tc>
+        <w:tc>
+          <w:tcPr>
+            <w:tcW w:type="dxa" w:w="5800"/>
+          </w:tcPr>
+          <w:p>
+            <w:r>
+              <w:t xml:space="preserve">Net debt/EBITDA -0.2x</w:t>
+            </w:r>
+          </w:p>
+        </w:tc>
+      </w:tr>
+      <w:tr>
+        <w:tc>
+          <w:tcPr>
+            <w:tcW w:type="dxa" w:w="3200"/>
+            <w:shd w:fill="F2F2F2" w:val="clear"/>
+          </w:tcPr>
+          <w:p>
+            <w:r>
+              <w:rPr>
+                <w:b/>
+                <w:bCs/>
+              </w:rPr>
+              <w:t xml:space="preserve">FCF conversion</w:t>
+            </w:r>
+          </w:p>
+        </w:tc>
+        <w:tc>
+          <w:tcPr>
+            <w:tcW w:type="dxa" w:w="5800"/>
+          </w:tcPr>
+          <w:p>
+            <w:r>
+              <w:t xml:space="preserve">10%</w:t>
+            </w:r>
+          </w:p>
+        </w:tc>
+      </w:tr>
+      <w:tr>
+        <w:tc>
+          <w:tcPr>
+            <w:tcW w:type="dxa" w:w="3200"/>
+            <w:shd w:fill="F2F2F2" w:val="clear"/>
+          </w:tcPr>
+          <w:p>
+            <w:r>
+              <w:rPr>
+                <w:b/>
+                <w:bCs/>
+              </w:rPr>
+              <w:t xml:space="preserve">Margin trend</w:t>
+            </w:r>
+          </w:p>
+        </w:tc>
+        <w:tc>
+          <w:tcPr>
+            <w:tcW w:type="dxa" w:w="5800"/>
+          </w:tcPr>
+          <w:p>
+            <w:r>
+              <w:t xml:space="preserve">stable</w:t>
+            </w:r>
+          </w:p>
+        </w:tc>
+      </w:tr>
+      <w:tr>
+        <w:tc>
+          <w:tcPr>
+            <w:tcW w:type="dxa" w:w="3200"/>
+            <w:shd w:fill="F2F2F2" w:val="clear"/>
+          </w:tcPr>
+          <w:p>
+            <w:r>
+              <w:rPr>
+                <w:b/>
+                <w:bCs/>
+              </w:rPr>
+              <w:t xml:space="preserve">Capex efficiency</w:t>
+            </w:r>
+          </w:p>
+        </w:tc>
+        <w:tc>
+          <w:tcPr>
+            <w:tcW w:type="dxa" w:w="5800"/>
+          </w:tcPr>
+          <w:p>
+            <w:r>
+              <w:t xml:space="preserve">neutral</w:t>
+            </w:r>
+          </w:p>
+        </w:tc>
+      </w:tr>
+    </w:tbl>
+    <w:p>
+      <w:pPr>
+        <w:spacing w:after="60" w:before="120"/>
+      </w:pPr>
+      <w:r>
+        <w:rPr>
+          <w:b/>
+          <w:bCs/>
+          <w:sz w:val="20"/>
+          <w:szCs w:val="20"/>
+        </w:rPr>
+        <w:t xml:space="preserve">Track record (Coffee Can persistence check): </w:t>
+      </w:r>
+      <w:r>
+        <w:rPr>
+          <w:sz w:val="20"/>
+          <w:szCs w:val="20"/>
+        </w:rPr>
+        <w:t xml:space="preserve">cleared revenue growth ≥10% AND ROCE ≥15% in 4 of the last 4 years (consistency_score 100)</w:t>
+      </w:r>
+    </w:p>
+    <w:p>
+      <w:pPr>
+        <w:spacing w:after="120"/>
+      </w:pPr>
+      <w:r>
+        <w:rPr>
+          <w:color w:val="666666"/>
+          <w:sz w:val="18"/>
+          <w:szCs w:val="18"/>
+        </w:rPr>
+        <w:t xml:space="preserve">Of FY23-FY26 (cleanly verifiable via screener), each year had revenue growth &gt;10% and ROCE &gt;15% (ROCE has run ~20-25%, 5-yr profit CAGR ~54%). Pre-FY23 filings not reliably verifiable at this SME.</w:t>
+      </w:r>
+    </w:p>
+    <w:p>
+      <w:pPr>
+        <w:pStyle w:val="Heading1"/>
+        <w:spacing w:after="120" w:before="280"/>
+      </w:pPr>
+      <w:r>
+        <w:t xml:space="preserve">Technical Read (Weekly / Monthly MACD + Bollinger Bands, or RSI/CCI/Williams %R proxy)</w:t>
+      </w:r>
+    </w:p>
+    <w:p>
+      <w:pPr>
+        <w:spacing w:after="120"/>
+      </w:pPr>
+      <w:r>
+        <w:t xml:space="preserve">Not independently pulled. Ran from ~Rs 238 to ~Rs 609+ over the year (partly on the Sigachi-outage trade), a strong up-move now consolidating near highs; P/E ~34x.</w:t>
+      </w:r>
+    </w:p>
+    <w:p>
+      <w:pPr>
+        <w:pStyle w:val="Heading1"/>
+        <w:spacing w:after="120" w:before="280"/>
+      </w:pPr>
+      <w:r>
+        <w:t xml:space="preserve">ValuePickr Community Signal</w:t>
+      </w:r>
+    </w:p>
+    <w:p>
+      <w:pPr>
+        <w:spacing w:after="120"/>
+      </w:pPr>
+      <w:r>
+        <w:t xml:space="preserve">Read the most recent ~21 of 30 posts (Jun 2025 to Aug 2026). Substance is split between a constructive fundamental case and governance red flags. Harsh04 documented that two of the top-five suppliers are group entities (Jainishk, Maccent), that Accent both buys from and sells to Jainishk (a circular-flow concern), that Rs 15-22 Cr/year of RM comes from Maccent Biocare (~15-20% of purchases), and that promoters/KMP have only matriculation-level education with no pharma background. Vidhyut_Bhawnani and anshul8813 posted detailed, positive business/plant-visit notes (moat, mix-shift, capacity roadmap). vikasbargale (elevated) - found it via a 52-week-high screener, likes the niche and skin-in-the-game, but 'Just tracking. Not invested', citing infrequent concalls and the CRISIL non-cooperation note. idikasony (elevated) - 'In Watchlist'. Multiple members note the Phase-1 expansion has no management communication despite repeated missed deadlines.</w:t>
+      </w:r>
+    </w:p>
+    <w:p>
+      <w:pPr>
+        <w:spacing w:after="120"/>
+      </w:pPr>
+      <w:r>
+        <w:rPr>
+          <w:b/>
+          <w:bCs/>
+          <w:sz w:val="20"/>
+          <w:szCs w:val="20"/>
+        </w:rPr>
+        <w:t xml:space="preserve">High-conviction call from a top contributor: </w:t>
+      </w:r>
+      <w:r>
+        <w:rPr>
+          <w:sz w:val="20"/>
+          <w:szCs w:val="20"/>
+        </w:rPr>
+        <w:t xml:space="preserve">No trusted-user buy. Two elevated members (vikasbargale, idikasony) are explicitly only tracking/watchlisting, both citing governance opacity. The bull notes are from engaged non-trusted members. The RPT/circular-transaction and disclosure concerns are the recurring theme.</w:t>
+      </w:r>
+    </w:p>
+    <w:p>
+      <w:pPr>
+        <w:pStyle w:val="Heading1"/>
+        <w:spacing w:after="120" w:before="280"/>
+      </w:pPr>
+      <w:r>
+        <w:t xml:space="preserve">Trusted-User Signals (Ongoing)</w:t>
+      </w:r>
+    </w:p>
+    <w:p>
+      <w:pPr>
+        <w:spacing w:after="120"/>
+      </w:pPr>
+      <w:r>
+        <w:rPr>
+          <w:i/>
+          <w:iCs/>
+          <w:color w:val="666666"/>
+          <w:sz w:val="18"/>
+          <w:szCs w:val="18"/>
+        </w:rPr>
+        <w:t xml:space="preserve">Every time a trusted user expresses clear conviction on this stock, most recent first — this section accumulates over time, it isn't a one-time snapshot.</w:t>
+      </w:r>
+    </w:p>
+    <w:p>
+      <w:pPr>
+        <w:spacing w:after="100"/>
+      </w:pPr>
+      <w:r>
+        <w:rPr>
+          <w:b/>
+          <w:bCs/>
+          <w:sz w:val="20"/>
+          <w:szCs w:val="20"/>
+        </w:rPr>
+        <w:t xml:space="preserve">2026-08-14 — idikasony</w:t>
+      </w:r>
+      <w:r>
+        <w:rPr>
+          <w:i/>
+          <w:iCs/>
+          <w:color w:val="666666"/>
+          <w:sz w:val="18"/>
+          <w:szCs w:val="18"/>
+        </w:rPr>
+        <w:t xml:space="preserve"> (Accent Microcell)</w:t>
+      </w:r>
+      <w:r>
+        <w:rPr>
+          <w:sz w:val="20"/>
+          <w:szCs w:val="20"/>
+        </w:rPr>
+        <w:br/>
+        <w:t xml:space="preserve">: 'In Watchlist.' Suggests writing to IR/company secretary for a plant-commissioning update - i.e. tracking, not convinced, pending better disclosure.</w:t>
+      </w:r>
+    </w:p>
+    <w:p>
+      <w:pPr>
+        <w:spacing w:after="100"/>
+      </w:pPr>
+      <w:r>
+        <w:rPr>
+          <w:b/>
+          <w:bCs/>
+          <w:sz w:val="20"/>
+          <w:szCs w:val="20"/>
+        </w:rPr>
+        <w:t xml:space="preserve">2026-03-13 — vikasbargale</w:t>
+      </w:r>
+      <w:r>
+        <w:rPr>
+          <w:i/>
+          <w:iCs/>
+          <w:color w:val="666666"/>
+          <w:sz w:val="18"/>
+          <w:szCs w:val="18"/>
+        </w:rPr>
         <w:t xml:space="preserve"> (Accent Microcell)</w:t>
       </w:r>
       <w:r>
@@ -410,7 +2585,7 @@
         <w:spacing w:after="120"/>
       </w:pPr>
       <w:r>
-        <w:t xml:space="preserve">Related-party sourcing from promoter group entities (Jainishk, Maccent Biocare) with two-way transactions - arm's-length pricing not demonstrable to minority holders. Management declined to answer a concall question on peer margin gap. CRISIL 'issuer not cooperating' (Feb 2026); CARE upgraded ~1 month later. FY25-26 rights issue. Repeatedly delayed Navagam/Kheda Phase-1 and Phase-2 commissioning. No SEBI action; no negative net worth. Not assigned a red-flag tier, but governance is the dominant risk.</w:t>
+        <w:t xml:space="preserve">Related-party sourcing from promoter group entities (Jainishk, Maccent Biocare) with two-way transactions - arm's-length pricing not demonstrable to minority holders. Management declined to answer a concall question on peer margin gap. CRISIL 'issuer not cooperating' (Feb 2026); CARE rated/updated ~Mar 2026. Rights issue Rs 39.77 Cr allotted Jul-2025 (capex). May-2026: formal disclosure of a further delay in Unit-III trial run / commercial production vs the DRHP timeline (cited abnormal monsoons + regulatory approvals). Jun-2026: independent director Chintan Bhatt (NRC Chairman) resigned citing inability to devote time. Promoter holding fell 55.47% (Mar-26) -&gt; 53.02% (Jun-26). FY26 final dividend, record date 17-Jul-2026. No SEBI action; no negative net worth. Not assigned a red-flag tier, but the governance cluster is the dominant risk.</w:t>
       </w:r>
     </w:p>
     <w:p>
@@ -432,59 +2607,59 @@
         <w:spacing w:after="60"/>
       </w:pPr>
       <w:r>
-        <w:t xml:space="preserve">Genuine niche moat: DMF-coded excipient grades with high regulatory switching costs; few global players</w:t>
-      </w:r>
-    </w:p>
-    <w:p>
-      <w:pPr>
-        <w:pStyle w:val="ListParagraph"/>
-        <w:numPr>
-          <w:ilvl w:val="0"/>
-          <w:numId w:val="1"/>
-        </w:numPr>
-        <w:spacing w:after="60"/>
-      </w:pPr>
-      <w:r>
-        <w:t xml:space="preserve">Strong financials - ~22% ROCE, ~54% 5-yr profit CAGR, near-zero debt</w:t>
-      </w:r>
-    </w:p>
-    <w:p>
-      <w:pPr>
-        <w:pStyle w:val="ListParagraph"/>
-        <w:numPr>
-          <w:ilvl w:val="0"/>
-          <w:numId w:val="1"/>
-        </w:numPr>
-        <w:spacing w:after="60"/>
-      </w:pPr>
-      <w:r>
-        <w:t xml:space="preserve">Credible mix-shift into CCS/SSG/CMC specialty grades at ~2x realisation and ~2x margins, with capacity being added</w:t>
-      </w:r>
-    </w:p>
-    <w:p>
-      <w:pPr>
-        <w:pStyle w:val="ListParagraph"/>
-        <w:numPr>
-          <w:ilvl w:val="0"/>
-          <w:numId w:val="1"/>
-        </w:numPr>
-        <w:spacing w:after="60"/>
-      </w:pPr>
-      <w:r>
-        <w:t xml:space="preserve">Near-term tailwind from listed peer Sigachi's plant outage; small base (~Rs 1,300 Cr) with long runway</w:t>
-      </w:r>
-    </w:p>
-    <w:p>
-      <w:pPr>
-        <w:pStyle w:val="ListParagraph"/>
-        <w:numPr>
-          <w:ilvl w:val="0"/>
-          <w:numId w:val="1"/>
-        </w:numPr>
-        <w:spacing w:after="60"/>
-      </w:pPr>
-      <w:r>
-        <w:t xml:space="preserve">Promoters have skin in the game and bought at elevated prices</w:t>
+        <w:t xml:space="preserve">Genuine niche moat: DMF-coded excipient grades with high regulatory switching costs (6-12 month re-qualification); few global players</w:t>
+      </w:r>
+    </w:p>
+    <w:p>
+      <w:pPr>
+        <w:pStyle w:val="ListParagraph"/>
+        <w:numPr>
+          <w:ilvl w:val="0"/>
+          <w:numId w:val="1"/>
+        </w:numPr>
+        <w:spacing w:after="60"/>
+      </w:pPr>
+      <w:r>
+        <w:t xml:space="preserve">Strong financials confirmed in FY26 - Rs 355.8 Cr income (+31%), Rs 43.9 Cr PAT (+33%), ~25% ROCE, ~54% 5-yr profit CAGR, near-zero debt; H2 FY26 accelerated to +51% revenue YoY</w:t>
+      </w:r>
+    </w:p>
+    <w:p>
+      <w:pPr>
+        <w:pStyle w:val="ListParagraph"/>
+        <w:numPr>
+          <w:ilvl w:val="0"/>
+          <w:numId w:val="1"/>
+        </w:numPr>
+        <w:spacing w:after="60"/>
+      </w:pPr>
+      <w:r>
+        <w:t xml:space="preserve">Credible mix-shift into CCS/SSG/CMC/MCC-Spheres specialty grades at ~2x realisation, guided to lift blended margin ~2-3pp, with Unit-III capacity (+30%) being added</w:t>
+      </w:r>
+    </w:p>
+    <w:p>
+      <w:pPr>
+        <w:pStyle w:val="ListParagraph"/>
+        <w:numPr>
+          <w:ilvl w:val="0"/>
+          <w:numId w:val="1"/>
+        </w:numPr>
+        <w:spacing w:after="60"/>
+      </w:pPr>
+      <w:r>
+        <w:t xml:space="preserve">Near-term tailwind from listed peer Sigachi's 2025 plant outage; small base (~Rs 1,500 Cr) with a long runway</w:t>
+      </w:r>
+    </w:p>
+    <w:p>
+      <w:pPr>
+        <w:pStyle w:val="ListParagraph"/>
+        <w:numPr>
+          <w:ilvl w:val="0"/>
+          <w:numId w:val="1"/>
+        </w:numPr>
+        <w:spacing w:after="60"/>
+      </w:pPr>
+      <w:r>
+        <w:t xml:space="preserve">Promoters have skin in the game and bought at elevated prices; FY26 dividend initiated</w:t>
       </w:r>
     </w:p>
     <w:p>
@@ -506,59 +2681,59 @@
         <w:spacing w:after="60"/>
       </w:pPr>
       <w:r>
-        <w:t xml:space="preserve">Related-party sourcing from promoter group entities including two-way (buy and sell) flows - circular-transaction risk, no arm's-length assurance</w:t>
-      </w:r>
-    </w:p>
-    <w:p>
-      <w:pPr>
-        <w:pStyle w:val="ListParagraph"/>
-        <w:numPr>
-          <w:ilvl w:val="0"/>
-          <w:numId w:val="1"/>
-        </w:numPr>
-        <w:spacing w:after="60"/>
-      </w:pPr>
-      <w:r>
-        <w:t xml:space="preserve">Opaque management: refused to discuss peer margin gap, infrequent concalls, CRISIL 'issuer not cooperating'</w:t>
-      </w:r>
-    </w:p>
-    <w:p>
-      <w:pPr>
-        <w:pStyle w:val="ListParagraph"/>
-        <w:numPr>
-          <w:ilvl w:val="0"/>
-          <w:numId w:val="1"/>
-        </w:numPr>
-        <w:spacing w:after="60"/>
-      </w:pPr>
-      <w:r>
-        <w:t xml:space="preserve">Capacity expansion repeatedly delayed with no communication - execution credibility gap</w:t>
-      </w:r>
-    </w:p>
-    <w:p>
-      <w:pPr>
-        <w:pStyle w:val="ListParagraph"/>
-        <w:numPr>
-          <w:ilvl w:val="0"/>
-          <w:numId w:val="1"/>
-        </w:numPr>
-        <w:spacing w:after="60"/>
-      </w:pPr>
-      <w:r>
-        <w:t xml:space="preserve">Promoters/KMP have no pharma-domain qualification</w:t>
-      </w:r>
-    </w:p>
-    <w:p>
-      <w:pPr>
-        <w:pStyle w:val="ListParagraph"/>
-        <w:numPr>
-          <w:ilvl w:val="0"/>
-          <w:numId w:val="1"/>
-        </w:numPr>
-        <w:spacing w:after="60"/>
-      </w:pPr>
-      <w:r>
-        <w:t xml:space="preserve">Stock has already run ~2.5x; no trusted-investor conviction</w:t>
+        <w:t xml:space="preserve">Governance stack is deepening: promoter-group two-way (buy and sell) RPTs, an independent director resignation (Jun-2026), and a ~2.5pp promoter-holding decline in a single quarter</w:t>
+      </w:r>
+    </w:p>
+    <w:p>
+      <w:pPr>
+        <w:pStyle w:val="ListParagraph"/>
+        <w:numPr>
+          <w:ilvl w:val="0"/>
+          <w:numId w:val="1"/>
+        </w:numPr>
+        <w:spacing w:after="60"/>
+      </w:pPr>
+      <w:r>
+        <w:t xml:space="preserve">Opaque management: refused to discuss the peer margin gap, infrequent concalls, CRISIL 'issuer not cooperating'</w:t>
+      </w:r>
+    </w:p>
+    <w:p>
+      <w:pPr>
+        <w:pStyle w:val="ListParagraph"/>
+        <w:numPr>
+          <w:ilvl w:val="0"/>
+          <w:numId w:val="1"/>
+        </w:numPr>
+        <w:spacing w:after="60"/>
+      </w:pPr>
+      <w:r>
+        <w:t xml:space="preserve">Unit-III capacity has slipped repeatedly (DRHP schedule -&gt; Oct-25 -&gt; Jan-26 -&gt; Apr-26 -&gt; Jun-26 -&gt; ~Nov-2026); another formal delay disclosed May-2026 - execution credibility gap</w:t>
+      </w:r>
+    </w:p>
+    <w:p>
+      <w:pPr>
+        <w:pStyle w:val="ListParagraph"/>
+        <w:numPr>
+          <w:ilvl w:val="0"/>
+          <w:numId w:val="1"/>
+        </w:numPr>
+        <w:spacing w:after="60"/>
+      </w:pPr>
+      <w:r>
+        <w:t xml:space="preserve">Management guided H1 FY27 'muted' - existing capacity is maxed and Phase-1 only helps from Q3 FY27</w:t>
+      </w:r>
+    </w:p>
+    <w:p>
+      <w:pPr>
+        <w:pStyle w:val="ListParagraph"/>
+        <w:numPr>
+          <w:ilvl w:val="0"/>
+          <w:numId w:val="1"/>
+        </w:numPr>
+        <w:spacing w:after="60"/>
+      </w:pPr>
+      <w:r>
+        <w:t xml:space="preserve">Stock has already run ~2.5x and trades at ~34x; the specialty mix-shift + capacity story is largely in the price; no trusted-investor conviction</w:t>
       </w:r>
     </w:p>
     <w:p>
@@ -579,7 +2754,7 @@
           <w:b/>
           <w:bCs/>
         </w:rPr>
-        <w:t xml:space="preserve">Small-cap (~Rs 1,300 Cr)</w:t>
+        <w:t xml:space="preserve">Small-cap (~Rs 1,500 Cr)</w:t>
       </w:r>
     </w:p>
     <w:p>
@@ -607,6 +2782,34 @@
     </w:p>
     <w:p>
       <w:pPr>
+        <w:spacing w:after="120"/>
+      </w:pPr>
+      <w:r>
+        <w:rPr>
+          <w:color w:val="666666"/>
+          <w:sz w:val="20"/>
+          <w:szCs w:val="20"/>
+        </w:rPr>
+        <w:t xml:space="preserve">4-box gate — tailwind: yes · TAM: yes · moat: yes · valuation: no  (score 3 / 4)</w:t>
+      </w:r>
+    </w:p>
+    <w:p>
+      <w:pPr>
+        <w:spacing w:after="120"/>
+      </w:pPr>
+      <w:r>
+        <w:rPr>
+          <w:i/>
+          <w:iCs/>
+          <w:color w:val="666666"/>
+          <w:sz w:val="20"/>
+          <w:szCs w:val="20"/>
+        </w:rPr>
+        <w:t xml:space="preserve">tailwind + tam + moat intact: DMF-coded excipient switching costs (6-12mo re-qualification), Sigachi-outage demand shift, and a ~2x-realisation specialty mix-shift on a small (~Rs 1,500 Cr) base. valuation downgraded to 'no': at ~34x on FY26 EPS with management guiding H1 FY27 muted and Unit-III commissioning slipped 4+ times, the mix-shift and +30% capacity are substantially priced. Score 3.0 keeps 10x permitted; conviction Low on the deepening governance stack (promoter-group two-way RPTs, ID resignation, ~2.5pp promoter-holding drop).</w:t>
+      </w:r>
+    </w:p>
+    <w:p>
+      <w:pPr>
         <w:pStyle w:val="Heading1"/>
         <w:spacing w:after="120" w:before="280"/>
       </w:pPr>
@@ -625,59 +2828,72 @@
           <w:sz w:val="24"/>
           <w:szCs w:val="24"/>
         </w:rPr>
-        <w:t xml:space="preserve">Assigned 10x-in-2-3-years at LOW conviction - the niche moat, financials and mix-shift arithmetically support a multi-bagger on this small base, but related-party/circular-transaction concerns, an opaque management and chronically delayed capacity keep conviction low</w:t>
-      </w:r>
-    </w:p>
-    <w:p>
-      <w:pPr>
-        <w:pStyle w:val="ListParagraph"/>
-        <w:numPr>
-          <w:ilvl w:val="0"/>
-          <w:numId w:val="1"/>
-        </w:numPr>
-        <w:spacing w:after="60"/>
-      </w:pPr>
-      <w:r>
-        <w:t xml:space="preserve">Bucketed as '10x-in-2-3-years' rather than 'neither' because the base is small (~Rs 1,300 Cr), ROCE and profit growth are high, and the specialty-grade mix-shift plus peer-disruption tailwind are specific, credible catalysts</w:t>
-      </w:r>
-    </w:p>
-    <w:p>
-      <w:pPr>
-        <w:pStyle w:val="ListParagraph"/>
-        <w:numPr>
-          <w:ilvl w:val="0"/>
-          <w:numId w:val="1"/>
-        </w:numPr>
-        <w:spacing w:after="60"/>
-      </w:pPr>
-      <w:r>
-        <w:t xml:space="preserve">Conviction is LOW: the governance profile (promoter-group two-way RPTs, refusal to explain the peer margin gap, CRISIL non-cooperation, repeated silent delays on expansion) is a serious overhang that no trusted forum member is willing to look past - two elevated members are only 'tracking'</w:t>
-      </w:r>
-    </w:p>
-    <w:p>
-      <w:pPr>
-        <w:pStyle w:val="ListParagraph"/>
-        <w:numPr>
-          <w:ilvl w:val="0"/>
-          <w:numId w:val="1"/>
-        </w:numPr>
-        <w:spacing w:after="60"/>
-      </w:pPr>
-      <w:r>
-        <w:t xml:space="preserve">No red-flag tier (no negative net worth, no promoter-holding collapse, no SEBI action), but governance is the reason conviction is capped</w:t>
-      </w:r>
-    </w:p>
-    <w:p>
-      <w:pPr>
-        <w:pStyle w:val="ListParagraph"/>
-        <w:numPr>
-          <w:ilvl w:val="0"/>
-          <w:numId w:val="1"/>
-        </w:numPr>
-        <w:spacing w:after="60"/>
-      </w:pPr>
-      <w:r>
-        <w:t xml:space="preserve">No 30-day revisit. Re-check when Phase-1/2 capacity actually commissions, RPT share falls and concall cadence/disclosure improves</w:t>
+        <w:t xml:space="preserve">10x-in-2-3-years at LOW conviction - the niche moat, ~25% ROCE and specialty mix-shift arithmetically support a multi-bagger on this small base, but a deepening governance stack (promoter-group two-way RPTs, serial Unit-III delays, an ID resignation, a promoter-holding drop) and a ~34x multiple that already embeds the thesis keep conviction low</w:t>
+      </w:r>
+    </w:p>
+    <w:p>
+      <w:pPr>
+        <w:pStyle w:val="ListParagraph"/>
+        <w:numPr>
+          <w:ilvl w:val="0"/>
+          <w:numId w:val="1"/>
+        </w:numPr>
+        <w:spacing w:after="60"/>
+      </w:pPr>
+      <w:r>
+        <w:t xml:space="preserve">Bucketed '10x-in-2-3-years' rather than 'neither' because the base is small (~Rs 1,500 Cr), ROCE (~25%) and profit growth (~54% 5-yr CAGR) are high, and the specialty-grade mix-shift plus peer-disruption tailwind are specific, credible catalysts - four_box score 3.0 keeps the label permitted</w:t>
+      </w:r>
+    </w:p>
+    <w:p>
+      <w:pPr>
+        <w:pStyle w:val="ListParagraph"/>
+        <w:numPr>
+          <w:ilvl w:val="0"/>
+          <w:numId w:val="1"/>
+        </w:numPr>
+        <w:spacing w:after="60"/>
+      </w:pPr>
+      <w:r>
+        <w:t xml:space="preserve">Conviction is LOW and not rising despite a strong FY26: the governance profile got worse this pass - another formal Unit-III delay (May-2026), an independent director resigning (Jun-2026), a promoter-holding decline 55.47% -&gt; 53.02% (Jun-2026) - on top of the pre-existing promoter-group two-way RPTs, the refusal to explain the peer margin gap and the CRISIL non-cooperation note</w:t>
+      </w:r>
+    </w:p>
+    <w:p>
+      <w:pPr>
+        <w:pStyle w:val="ListParagraph"/>
+        <w:numPr>
+          <w:ilvl w:val="0"/>
+          <w:numId w:val="1"/>
+        </w:numPr>
+        <w:spacing w:after="60"/>
+      </w:pPr>
+      <w:r>
+        <w:t xml:space="preserve">Valuation box downgraded to 'no': at ~34x on FY26 EPS with management guiding H1 FY27 muted and a history of capex slippage, the specialty mix-shift and capacity add are substantially priced; limited margin of safety</w:t>
+      </w:r>
+    </w:p>
+    <w:p>
+      <w:pPr>
+        <w:pStyle w:val="ListParagraph"/>
+        <w:numPr>
+          <w:ilvl w:val="0"/>
+          <w:numId w:val="1"/>
+        </w:numPr>
+        <w:spacing w:after="60"/>
+      </w:pPr>
+      <w:r>
+        <w:t xml:space="preserve">No red-flag tier (no negative net worth, no promoter-holding collapse, no SEBI action, no auditor resignation), but the governance cluster is the reason conviction is capped</w:t>
+      </w:r>
+    </w:p>
+    <w:p>
+      <w:pPr>
+        <w:pStyle w:val="ListParagraph"/>
+        <w:numPr>
+          <w:ilvl w:val="0"/>
+          <w:numId w:val="1"/>
+        </w:numPr>
+        <w:spacing w:after="60"/>
+      </w:pPr>
+      <w:r>
+        <w:t xml:space="preserve">No 30-day revisit. Re-check when Unit-III Phase-1 actually commissions, specialty mix shows up in a reported half-year margin, RPT share falls and concall cadence/disclosure improves</w:t>
       </w:r>
     </w:p>
     <w:p>
